--- a/results/Machine Learning for Polymer Design to Enhance Pervaporation-Based Organic Recovery/target_log (Total flux)/tabular results/baseline_kernel(ARD)_combination_scores.docx
+++ b/results/Machine Learning for Polymer Design to Enhance Pervaporation-Based Organic Recovery/target_log (Total flux)/tabular results/baseline_kernel(ARD)_combination_scores.docx
@@ -9,16 +9,17 @@
         <w:tblLook w:firstColumn="1" w:firstRow="1" w:lastColumn="0" w:lastRow="0" w:noHBand="0" w:noVBand="1" w:val="04A0"/>
       </w:tblPr>
       <w:tblGrid>
-        <w:gridCol w:w="1728"/>
-        <w:gridCol w:w="1728"/>
-        <w:gridCol w:w="1728"/>
-        <w:gridCol w:w="1728"/>
-        <w:gridCol w:w="1728"/>
+        <w:gridCol w:w="1440"/>
+        <w:gridCol w:w="1440"/>
+        <w:gridCol w:w="1440"/>
+        <w:gridCol w:w="1440"/>
+        <w:gridCol w:w="1440"/>
+        <w:gridCol w:w="1440"/>
       </w:tblGrid>
       <w:tr>
         <w:tc>
           <w:tcPr>
-            <w:tcW w:type="dxa" w:w="5184"/>
+            <w:tcW w:type="dxa" w:w="4320"/>
             <w:gridSpan w:val="3"/>
           </w:tcPr>
           <w:p>
@@ -35,8 +36,8 @@
         </w:tc>
         <w:tc>
           <w:tcPr>
-            <w:tcW w:type="dxa" w:w="3456"/>
-            <w:gridSpan w:val="2"/>
+            <w:tcW w:type="dxa" w:w="4320"/>
+            <w:gridSpan w:val="3"/>
           </w:tcPr>
           <w:p>
             <w:pPr>
@@ -54,7 +55,7 @@
       <w:tr>
         <w:tc>
           <w:tcPr>
-            <w:tcW w:type="dxa" w:w="3456"/>
+            <w:tcW w:type="dxa" w:w="2880"/>
             <w:gridSpan w:val="2"/>
           </w:tcPr>
           <w:p>
@@ -71,7 +72,7 @@
         </w:tc>
         <w:tc>
           <w:tcPr>
-            <w:tcW w:type="dxa" w:w="1728"/>
+            <w:tcW w:type="dxa" w:w="1440"/>
             <w:vMerge w:val="restart"/>
           </w:tcPr>
           <w:p>
@@ -88,7 +89,7 @@
         </w:tc>
         <w:tc>
           <w:tcPr>
-            <w:tcW w:type="dxa" w:w="1728"/>
+            <w:tcW w:type="dxa" w:w="1440"/>
             <w:vMerge w:val="restart"/>
           </w:tcPr>
           <w:p>
@@ -105,7 +106,7 @@
         </w:tc>
         <w:tc>
           <w:tcPr>
-            <w:tcW w:type="dxa" w:w="1728"/>
+            <w:tcW w:type="dxa" w:w="1440"/>
             <w:vMerge w:val="restart"/>
           </w:tcPr>
           <w:p>
@@ -120,11 +121,28 @@
             </w:r>
           </w:p>
         </w:tc>
+        <w:tc>
+          <w:tcPr>
+            <w:tcW w:type="dxa" w:w="1440"/>
+            <w:vMerge w:val="restart"/>
+          </w:tcPr>
+          <w:p>
+            <w:pPr>
+              <w:jc w:val="center"/>
+            </w:pPr>
+            <w:r>
+              <w:rPr>
+                <w:sz w:val="20"/>
+              </w:rPr>
+              <w:t>Run time (sec)</w:t>
+            </w:r>
+          </w:p>
+        </w:tc>
       </w:tr>
       <w:tr>
         <w:tc>
           <w:tcPr>
-            <w:tcW w:type="dxa" w:w="1728"/>
+            <w:tcW w:type="dxa" w:w="1440"/>
           </w:tcPr>
           <w:p>
             <w:pPr>
@@ -140,7 +158,7 @@
         </w:tc>
         <w:tc>
           <w:tcPr>
-            <w:tcW w:type="dxa" w:w="1728"/>
+            <w:tcW w:type="dxa" w:w="1440"/>
           </w:tcPr>
           <w:p>
             <w:pPr>
@@ -156,21 +174,28 @@
         </w:tc>
         <w:tc>
           <w:tcPr>
-            <w:tcW w:type="dxa" w:w="1728"/>
+            <w:tcW w:type="dxa" w:w="1440"/>
             <w:vMerge/>
           </w:tcPr>
           <w:p/>
         </w:tc>
         <w:tc>
           <w:tcPr>
-            <w:tcW w:type="dxa" w:w="1728"/>
+            <w:tcW w:type="dxa" w:w="1440"/>
             <w:vMerge/>
           </w:tcPr>
           <w:p/>
         </w:tc>
         <w:tc>
           <w:tcPr>
-            <w:tcW w:type="dxa" w:w="1728"/>
+            <w:tcW w:type="dxa" w:w="1440"/>
+            <w:vMerge/>
+          </w:tcPr>
+          <w:p/>
+        </w:tc>
+        <w:tc>
+          <w:tcPr>
+            <w:tcW w:type="dxa" w:w="1440"/>
             <w:vMerge/>
           </w:tcPr>
           <w:p/>
@@ -179,7 +204,7 @@
       <w:tr>
         <w:tc>
           <w:tcPr>
-            <w:tcW w:type="dxa" w:w="1728"/>
+            <w:tcW w:type="dxa" w:w="1440"/>
           </w:tcPr>
           <w:p>
             <w:pPr>
@@ -195,7 +220,7 @@
         </w:tc>
         <w:tc>
           <w:tcPr>
-            <w:tcW w:type="dxa" w:w="1728"/>
+            <w:tcW w:type="dxa" w:w="1440"/>
           </w:tcPr>
           <w:p>
             <w:pPr>
@@ -211,7 +236,7 @@
         </w:tc>
         <w:tc>
           <w:tcPr>
-            <w:tcW w:type="dxa" w:w="1728"/>
+            <w:tcW w:type="dxa" w:w="1440"/>
           </w:tcPr>
           <w:p>
             <w:pPr>
@@ -227,7 +252,7 @@
         </w:tc>
         <w:tc>
           <w:tcPr>
-            <w:tcW w:type="dxa" w:w="1728"/>
+            <w:tcW w:type="dxa" w:w="1440"/>
           </w:tcPr>
           <w:p>
             <w:pPr>
@@ -243,7 +268,7 @@
         </w:tc>
         <w:tc>
           <w:tcPr>
-            <w:tcW w:type="dxa" w:w="1728"/>
+            <w:tcW w:type="dxa" w:w="1440"/>
           </w:tcPr>
           <w:p>
             <w:pPr>
@@ -257,11 +282,27 @@
             </w:r>
           </w:p>
         </w:tc>
+        <w:tc>
+          <w:tcPr>
+            <w:tcW w:type="dxa" w:w="1440"/>
+          </w:tcPr>
+          <w:p>
+            <w:pPr>
+              <w:jc w:val="center"/>
+            </w:pPr>
+            <w:r>
+              <w:rPr>
+                <w:sz w:val="20"/>
+              </w:rPr>
+              <w:t>24413</w:t>
+            </w:r>
+          </w:p>
+        </w:tc>
       </w:tr>
       <w:tr>
         <w:tc>
           <w:tcPr>
-            <w:tcW w:type="dxa" w:w="1728"/>
+            <w:tcW w:type="dxa" w:w="1440"/>
           </w:tcPr>
           <w:p>
             <w:pPr>
@@ -277,7 +318,7 @@
         </w:tc>
         <w:tc>
           <w:tcPr>
-            <w:tcW w:type="dxa" w:w="1728"/>
+            <w:tcW w:type="dxa" w:w="1440"/>
           </w:tcPr>
           <w:p>
             <w:pPr>
@@ -293,7 +334,7 @@
         </w:tc>
         <w:tc>
           <w:tcPr>
-            <w:tcW w:type="dxa" w:w="1728"/>
+            <w:tcW w:type="dxa" w:w="1440"/>
           </w:tcPr>
           <w:p>
             <w:pPr>
@@ -309,7 +350,7 @@
         </w:tc>
         <w:tc>
           <w:tcPr>
-            <w:tcW w:type="dxa" w:w="1728"/>
+            <w:tcW w:type="dxa" w:w="1440"/>
           </w:tcPr>
           <w:p>
             <w:pPr>
@@ -324,7 +365,22 @@
         </w:tc>
         <w:tc>
           <w:tcPr>
-            <w:tcW w:type="dxa" w:w="1728"/>
+            <w:tcW w:type="dxa" w:w="1440"/>
+          </w:tcPr>
+          <w:p>
+            <w:pPr>
+              <w:jc w:val="center"/>
+            </w:pPr>
+            <w:r>
+              <w:rPr>
+                <w:sz w:val="20"/>
+              </w:rPr>
+            </w:r>
+          </w:p>
+        </w:tc>
+        <w:tc>
+          <w:tcPr>
+            <w:tcW w:type="dxa" w:w="1440"/>
           </w:tcPr>
           <w:p>
             <w:pPr>
@@ -341,7 +397,7 @@
       <w:tr>
         <w:tc>
           <w:tcPr>
-            <w:tcW w:type="dxa" w:w="1728"/>
+            <w:tcW w:type="dxa" w:w="1440"/>
           </w:tcPr>
           <w:p>
             <w:pPr>
@@ -357,7 +413,7 @@
         </w:tc>
         <w:tc>
           <w:tcPr>
-            <w:tcW w:type="dxa" w:w="1728"/>
+            <w:tcW w:type="dxa" w:w="1440"/>
           </w:tcPr>
           <w:p>
             <w:pPr>
@@ -373,7 +429,7 @@
         </w:tc>
         <w:tc>
           <w:tcPr>
-            <w:tcW w:type="dxa" w:w="1728"/>
+            <w:tcW w:type="dxa" w:w="1440"/>
           </w:tcPr>
           <w:p>
             <w:pPr>
@@ -389,7 +445,7 @@
         </w:tc>
         <w:tc>
           <w:tcPr>
-            <w:tcW w:type="dxa" w:w="1728"/>
+            <w:tcW w:type="dxa" w:w="1440"/>
           </w:tcPr>
           <w:p>
             <w:pPr>
@@ -404,7 +460,22 @@
         </w:tc>
         <w:tc>
           <w:tcPr>
-            <w:tcW w:type="dxa" w:w="1728"/>
+            <w:tcW w:type="dxa" w:w="1440"/>
+          </w:tcPr>
+          <w:p>
+            <w:pPr>
+              <w:jc w:val="center"/>
+            </w:pPr>
+            <w:r>
+              <w:rPr>
+                <w:sz w:val="20"/>
+              </w:rPr>
+            </w:r>
+          </w:p>
+        </w:tc>
+        <w:tc>
+          <w:tcPr>
+            <w:tcW w:type="dxa" w:w="1440"/>
           </w:tcPr>
           <w:p>
             <w:pPr>
@@ -421,7 +492,7 @@
       <w:tr>
         <w:tc>
           <w:tcPr>
-            <w:tcW w:type="dxa" w:w="1728"/>
+            <w:tcW w:type="dxa" w:w="1440"/>
           </w:tcPr>
           <w:p>
             <w:pPr>
@@ -437,7 +508,7 @@
         </w:tc>
         <w:tc>
           <w:tcPr>
-            <w:tcW w:type="dxa" w:w="1728"/>
+            <w:tcW w:type="dxa" w:w="1440"/>
           </w:tcPr>
           <w:p>
             <w:pPr>
@@ -453,7 +524,7 @@
         </w:tc>
         <w:tc>
           <w:tcPr>
-            <w:tcW w:type="dxa" w:w="1728"/>
+            <w:tcW w:type="dxa" w:w="1440"/>
           </w:tcPr>
           <w:p>
             <w:pPr>
@@ -469,7 +540,7 @@
         </w:tc>
         <w:tc>
           <w:tcPr>
-            <w:tcW w:type="dxa" w:w="1728"/>
+            <w:tcW w:type="dxa" w:w="1440"/>
           </w:tcPr>
           <w:p>
             <w:pPr>
@@ -485,7 +556,7 @@
         </w:tc>
         <w:tc>
           <w:tcPr>
-            <w:tcW w:type="dxa" w:w="1728"/>
+            <w:tcW w:type="dxa" w:w="1440"/>
           </w:tcPr>
           <w:p>
             <w:pPr>
@@ -499,11 +570,27 @@
             </w:r>
           </w:p>
         </w:tc>
+        <w:tc>
+          <w:tcPr>
+            <w:tcW w:type="dxa" w:w="1440"/>
+          </w:tcPr>
+          <w:p>
+            <w:pPr>
+              <w:jc w:val="center"/>
+            </w:pPr>
+            <w:r>
+              <w:rPr>
+                <w:sz w:val="20"/>
+              </w:rPr>
+              <w:t>22715</w:t>
+            </w:r>
+          </w:p>
+        </w:tc>
       </w:tr>
       <w:tr>
         <w:tc>
           <w:tcPr>
-            <w:tcW w:type="dxa" w:w="1728"/>
+            <w:tcW w:type="dxa" w:w="1440"/>
           </w:tcPr>
           <w:p>
             <w:pPr>
@@ -519,7 +606,7 @@
         </w:tc>
         <w:tc>
           <w:tcPr>
-            <w:tcW w:type="dxa" w:w="1728"/>
+            <w:tcW w:type="dxa" w:w="1440"/>
           </w:tcPr>
           <w:p>
             <w:pPr>
@@ -535,7 +622,7 @@
         </w:tc>
         <w:tc>
           <w:tcPr>
-            <w:tcW w:type="dxa" w:w="1728"/>
+            <w:tcW w:type="dxa" w:w="1440"/>
           </w:tcPr>
           <w:p>
             <w:pPr>
@@ -551,7 +638,7 @@
         </w:tc>
         <w:tc>
           <w:tcPr>
-            <w:tcW w:type="dxa" w:w="1728"/>
+            <w:tcW w:type="dxa" w:w="1440"/>
           </w:tcPr>
           <w:p>
             <w:pPr>
@@ -567,7 +654,7 @@
         </w:tc>
         <w:tc>
           <w:tcPr>
-            <w:tcW w:type="dxa" w:w="1728"/>
+            <w:tcW w:type="dxa" w:w="1440"/>
           </w:tcPr>
           <w:p>
             <w:pPr>
@@ -581,11 +668,27 @@
             </w:r>
           </w:p>
         </w:tc>
+        <w:tc>
+          <w:tcPr>
+            <w:tcW w:type="dxa" w:w="1440"/>
+          </w:tcPr>
+          <w:p>
+            <w:pPr>
+              <w:jc w:val="center"/>
+            </w:pPr>
+            <w:r>
+              <w:rPr>
+                <w:sz w:val="20"/>
+              </w:rPr>
+              <w:t>25709</w:t>
+            </w:r>
+          </w:p>
+        </w:tc>
       </w:tr>
       <w:tr>
         <w:tc>
           <w:tcPr>
-            <w:tcW w:type="dxa" w:w="1728"/>
+            <w:tcW w:type="dxa" w:w="1440"/>
           </w:tcPr>
           <w:p>
             <w:pPr>
@@ -601,7 +704,7 @@
         </w:tc>
         <w:tc>
           <w:tcPr>
-            <w:tcW w:type="dxa" w:w="1728"/>
+            <w:tcW w:type="dxa" w:w="1440"/>
           </w:tcPr>
           <w:p>
             <w:pPr>
@@ -617,7 +720,7 @@
         </w:tc>
         <w:tc>
           <w:tcPr>
-            <w:tcW w:type="dxa" w:w="1728"/>
+            <w:tcW w:type="dxa" w:w="1440"/>
           </w:tcPr>
           <w:p>
             <w:pPr>
@@ -633,7 +736,7 @@
         </w:tc>
         <w:tc>
           <w:tcPr>
-            <w:tcW w:type="dxa" w:w="1728"/>
+            <w:tcW w:type="dxa" w:w="1440"/>
           </w:tcPr>
           <w:p>
             <w:pPr>
@@ -649,7 +752,7 @@
         </w:tc>
         <w:tc>
           <w:tcPr>
-            <w:tcW w:type="dxa" w:w="1728"/>
+            <w:tcW w:type="dxa" w:w="1440"/>
           </w:tcPr>
           <w:p>
             <w:pPr>
@@ -663,11 +766,27 @@
             </w:r>
           </w:p>
         </w:tc>
+        <w:tc>
+          <w:tcPr>
+            <w:tcW w:type="dxa" w:w="1440"/>
+          </w:tcPr>
+          <w:p>
+            <w:pPr>
+              <w:jc w:val="center"/>
+            </w:pPr>
+            <w:r>
+              <w:rPr>
+                <w:sz w:val="20"/>
+              </w:rPr>
+              <w:t>15749</w:t>
+            </w:r>
+          </w:p>
+        </w:tc>
       </w:tr>
       <w:tr>
         <w:tc>
           <w:tcPr>
-            <w:tcW w:type="dxa" w:w="1728"/>
+            <w:tcW w:type="dxa" w:w="1440"/>
           </w:tcPr>
           <w:p>
             <w:pPr>
@@ -683,7 +802,7 @@
         </w:tc>
         <w:tc>
           <w:tcPr>
-            <w:tcW w:type="dxa" w:w="1728"/>
+            <w:tcW w:type="dxa" w:w="1440"/>
           </w:tcPr>
           <w:p>
             <w:pPr>
@@ -699,7 +818,7 @@
         </w:tc>
         <w:tc>
           <w:tcPr>
-            <w:tcW w:type="dxa" w:w="1728"/>
+            <w:tcW w:type="dxa" w:w="1440"/>
           </w:tcPr>
           <w:p>
             <w:pPr>
@@ -715,7 +834,7 @@
         </w:tc>
         <w:tc>
           <w:tcPr>
-            <w:tcW w:type="dxa" w:w="1728"/>
+            <w:tcW w:type="dxa" w:w="1440"/>
           </w:tcPr>
           <w:p>
             <w:pPr>
@@ -731,7 +850,7 @@
         </w:tc>
         <w:tc>
           <w:tcPr>
-            <w:tcW w:type="dxa" w:w="1728"/>
+            <w:tcW w:type="dxa" w:w="1440"/>
           </w:tcPr>
           <w:p>
             <w:pPr>
@@ -745,11 +864,27 @@
             </w:r>
           </w:p>
         </w:tc>
+        <w:tc>
+          <w:tcPr>
+            <w:tcW w:type="dxa" w:w="1440"/>
+          </w:tcPr>
+          <w:p>
+            <w:pPr>
+              <w:jc w:val="center"/>
+            </w:pPr>
+            <w:r>
+              <w:rPr>
+                <w:sz w:val="20"/>
+              </w:rPr>
+              <w:t>21746</w:t>
+            </w:r>
+          </w:p>
+        </w:tc>
       </w:tr>
       <w:tr>
         <w:tc>
           <w:tcPr>
-            <w:tcW w:type="dxa" w:w="1728"/>
+            <w:tcW w:type="dxa" w:w="1440"/>
           </w:tcPr>
           <w:p>
             <w:pPr>
@@ -765,7 +900,7 @@
         </w:tc>
         <w:tc>
           <w:tcPr>
-            <w:tcW w:type="dxa" w:w="1728"/>
+            <w:tcW w:type="dxa" w:w="1440"/>
           </w:tcPr>
           <w:p>
             <w:pPr>
@@ -781,7 +916,7 @@
         </w:tc>
         <w:tc>
           <w:tcPr>
-            <w:tcW w:type="dxa" w:w="1728"/>
+            <w:tcW w:type="dxa" w:w="1440"/>
           </w:tcPr>
           <w:p>
             <w:pPr>
@@ -797,7 +932,301 @@
         </w:tc>
         <w:tc>
           <w:tcPr>
-            <w:tcW w:type="dxa" w:w="1728"/>
+            <w:tcW w:type="dxa" w:w="1440"/>
+          </w:tcPr>
+          <w:p>
+            <w:pPr>
+              <w:jc w:val="center"/>
+            </w:pPr>
+            <w:r>
+              <w:rPr>
+                <w:sz w:val="20"/>
+              </w:rPr>
+              <w:t>0.27 ± 0.02</w:t>
+            </w:r>
+          </w:p>
+        </w:tc>
+        <w:tc>
+          <w:tcPr>
+            <w:tcW w:type="dxa" w:w="1440"/>
+          </w:tcPr>
+          <w:p>
+            <w:pPr>
+              <w:jc w:val="center"/>
+            </w:pPr>
+            <w:r>
+              <w:rPr>
+                <w:sz w:val="20"/>
+              </w:rPr>
+              <w:t>0.87 ± 0.02</w:t>
+            </w:r>
+          </w:p>
+        </w:tc>
+        <w:tc>
+          <w:tcPr>
+            <w:tcW w:type="dxa" w:w="1440"/>
+          </w:tcPr>
+          <w:p>
+            <w:pPr>
+              <w:jc w:val="center"/>
+            </w:pPr>
+            <w:r>
+              <w:rPr>
+                <w:sz w:val="20"/>
+              </w:rPr>
+              <w:t>34803</w:t>
+            </w:r>
+          </w:p>
+        </w:tc>
+      </w:tr>
+      <w:tr>
+        <w:tc>
+          <w:tcPr>
+            <w:tcW w:type="dxa" w:w="1440"/>
+          </w:tcPr>
+          <w:p>
+            <w:pPr>
+              <w:jc w:val="center"/>
+            </w:pPr>
+            <w:r>
+              <w:rPr>
+                <w:sz w:val="20"/>
+              </w:rPr>
+              <w:t>Matern32</w:t>
+            </w:r>
+          </w:p>
+        </w:tc>
+        <w:tc>
+          <w:tcPr>
+            <w:tcW w:type="dxa" w:w="1440"/>
+          </w:tcPr>
+          <w:p>
+            <w:pPr>
+              <w:jc w:val="center"/>
+            </w:pPr>
+            <w:r>
+              <w:rPr>
+                <w:sz w:val="20"/>
+              </w:rPr>
+              <w:t>Matern52</w:t>
+            </w:r>
+          </w:p>
+        </w:tc>
+        <w:tc>
+          <w:tcPr>
+            <w:tcW w:type="dxa" w:w="1440"/>
+          </w:tcPr>
+          <w:p>
+            <w:pPr>
+              <w:jc w:val="center"/>
+            </w:pPr>
+            <w:r>
+              <w:rPr>
+                <w:sz w:val="20"/>
+              </w:rPr>
+              <w:t>Av(co)*FP</w:t>
+            </w:r>
+          </w:p>
+        </w:tc>
+        <w:tc>
+          <w:tcPr>
+            <w:tcW w:type="dxa" w:w="1440"/>
+          </w:tcPr>
+          <w:p>
+            <w:pPr>
+              <w:jc w:val="center"/>
+            </w:pPr>
+            <w:r>
+              <w:rPr>
+                <w:sz w:val="20"/>
+              </w:rPr>
+              <w:t>0.32 ± 0.02</w:t>
+            </w:r>
+          </w:p>
+        </w:tc>
+        <w:tc>
+          <w:tcPr>
+            <w:tcW w:type="dxa" w:w="1440"/>
+          </w:tcPr>
+          <w:p>
+            <w:pPr>
+              <w:jc w:val="center"/>
+            </w:pPr>
+            <w:r>
+              <w:rPr>
+                <w:sz w:val="20"/>
+              </w:rPr>
+              <w:t>0.81 ± 0.02</w:t>
+            </w:r>
+          </w:p>
+        </w:tc>
+        <w:tc>
+          <w:tcPr>
+            <w:tcW w:type="dxa" w:w="1440"/>
+          </w:tcPr>
+          <w:p>
+            <w:pPr>
+              <w:jc w:val="center"/>
+            </w:pPr>
+            <w:r>
+              <w:rPr>
+                <w:sz w:val="20"/>
+              </w:rPr>
+              <w:t>19176</w:t>
+            </w:r>
+          </w:p>
+        </w:tc>
+      </w:tr>
+      <w:tr>
+        <w:tc>
+          <w:tcPr>
+            <w:tcW w:type="dxa" w:w="1440"/>
+          </w:tcPr>
+          <w:p>
+            <w:pPr>
+              <w:jc w:val="center"/>
+            </w:pPr>
+            <w:r>
+              <w:rPr>
+                <w:sz w:val="20"/>
+              </w:rPr>
+              <w:t>Matern52</w:t>
+            </w:r>
+          </w:p>
+        </w:tc>
+        <w:tc>
+          <w:tcPr>
+            <w:tcW w:type="dxa" w:w="1440"/>
+          </w:tcPr>
+          <w:p>
+            <w:pPr>
+              <w:jc w:val="center"/>
+            </w:pPr>
+            <w:r>
+              <w:rPr>
+                <w:sz w:val="20"/>
+              </w:rPr>
+              <w:t>RBF</w:t>
+            </w:r>
+          </w:p>
+        </w:tc>
+        <w:tc>
+          <w:tcPr>
+            <w:tcW w:type="dxa" w:w="1440"/>
+          </w:tcPr>
+          <w:p>
+            <w:pPr>
+              <w:jc w:val="center"/>
+            </w:pPr>
+            <w:r>
+              <w:rPr>
+                <w:sz w:val="20"/>
+              </w:rPr>
+              <w:t>sum</w:t>
+            </w:r>
+          </w:p>
+        </w:tc>
+        <w:tc>
+          <w:tcPr>
+            <w:tcW w:type="dxa" w:w="1440"/>
+          </w:tcPr>
+          <w:p>
+            <w:pPr>
+              <w:jc w:val="center"/>
+            </w:pPr>
+            <w:r>
+              <w:rPr>
+                <w:sz w:val="20"/>
+              </w:rPr>
+              <w:t>0.4 ± 0.03</w:t>
+            </w:r>
+          </w:p>
+        </w:tc>
+        <w:tc>
+          <w:tcPr>
+            <w:tcW w:type="dxa" w:w="1440"/>
+          </w:tcPr>
+          <w:p>
+            <w:pPr>
+              <w:jc w:val="center"/>
+            </w:pPr>
+            <w:r>
+              <w:rPr>
+                <w:sz w:val="20"/>
+              </w:rPr>
+              <w:t>0.7 ± 0.03</w:t>
+            </w:r>
+          </w:p>
+        </w:tc>
+        <w:tc>
+          <w:tcPr>
+            <w:tcW w:type="dxa" w:w="1440"/>
+          </w:tcPr>
+          <w:p>
+            <w:pPr>
+              <w:jc w:val="center"/>
+            </w:pPr>
+            <w:r>
+              <w:rPr>
+                <w:sz w:val="20"/>
+              </w:rPr>
+              <w:t>30239</w:t>
+            </w:r>
+          </w:p>
+        </w:tc>
+      </w:tr>
+      <w:tr>
+        <w:tc>
+          <w:tcPr>
+            <w:tcW w:type="dxa" w:w="1440"/>
+          </w:tcPr>
+          <w:p>
+            <w:pPr>
+              <w:jc w:val="center"/>
+            </w:pPr>
+            <w:r>
+              <w:rPr>
+                <w:sz w:val="20"/>
+              </w:rPr>
+              <w:t>Matern52</w:t>
+            </w:r>
+          </w:p>
+        </w:tc>
+        <w:tc>
+          <w:tcPr>
+            <w:tcW w:type="dxa" w:w="1440"/>
+          </w:tcPr>
+          <w:p>
+            <w:pPr>
+              <w:jc w:val="center"/>
+            </w:pPr>
+            <w:r>
+              <w:rPr>
+                <w:sz w:val="20"/>
+              </w:rPr>
+              <w:t>RBF</w:t>
+            </w:r>
+          </w:p>
+        </w:tc>
+        <w:tc>
+          <w:tcPr>
+            <w:tcW w:type="dxa" w:w="1440"/>
+          </w:tcPr>
+          <w:p>
+            <w:pPr>
+              <w:jc w:val="center"/>
+            </w:pPr>
+            <w:r>
+              <w:rPr>
+                <w:sz w:val="20"/>
+              </w:rPr>
+              <w:t>product</w:t>
+            </w:r>
+          </w:p>
+        </w:tc>
+        <w:tc>
+          <w:tcPr>
+            <w:tcW w:type="dxa" w:w="1440"/>
           </w:tcPr>
           <w:p>
             <w:pPr>
@@ -812,7 +1241,22 @@
         </w:tc>
         <w:tc>
           <w:tcPr>
-            <w:tcW w:type="dxa" w:w="1728"/>
+            <w:tcW w:type="dxa" w:w="1440"/>
+          </w:tcPr>
+          <w:p>
+            <w:pPr>
+              <w:jc w:val="center"/>
+            </w:pPr>
+            <w:r>
+              <w:rPr>
+                <w:sz w:val="20"/>
+              </w:rPr>
+            </w:r>
+          </w:p>
+        </w:tc>
+        <w:tc>
+          <w:tcPr>
+            <w:tcW w:type="dxa" w:w="1440"/>
           </w:tcPr>
           <w:p>
             <w:pPr>
@@ -829,23 +1273,7 @@
       <w:tr>
         <w:tc>
           <w:tcPr>
-            <w:tcW w:type="dxa" w:w="1728"/>
-          </w:tcPr>
-          <w:p>
-            <w:pPr>
-              <w:jc w:val="center"/>
-            </w:pPr>
-            <w:r>
-              <w:rPr>
-                <w:sz w:val="20"/>
-              </w:rPr>
-              <w:t>Matern32</w:t>
-            </w:r>
-          </w:p>
-        </w:tc>
-        <w:tc>
-          <w:tcPr>
-            <w:tcW w:type="dxa" w:w="1728"/>
+            <w:tcW w:type="dxa" w:w="1440"/>
           </w:tcPr>
           <w:p>
             <w:pPr>
@@ -861,7 +1289,23 @@
         </w:tc>
         <w:tc>
           <w:tcPr>
-            <w:tcW w:type="dxa" w:w="1728"/>
+            <w:tcW w:type="dxa" w:w="1440"/>
+          </w:tcPr>
+          <w:p>
+            <w:pPr>
+              <w:jc w:val="center"/>
+            </w:pPr>
+            <w:r>
+              <w:rPr>
+                <w:sz w:val="20"/>
+              </w:rPr>
+              <w:t>RBF</w:t>
+            </w:r>
+          </w:p>
+        </w:tc>
+        <w:tc>
+          <w:tcPr>
+            <w:tcW w:type="dxa" w:w="1440"/>
           </w:tcPr>
           <w:p>
             <w:pPr>
@@ -877,89 +1321,7 @@
         </w:tc>
         <w:tc>
           <w:tcPr>
-            <w:tcW w:type="dxa" w:w="1728"/>
-          </w:tcPr>
-          <w:p>
-            <w:pPr>
-              <w:jc w:val="center"/>
-            </w:pPr>
-            <w:r>
-              <w:rPr>
-                <w:sz w:val="20"/>
-              </w:rPr>
-              <w:t>0.32 ± 0.02</w:t>
-            </w:r>
-          </w:p>
-        </w:tc>
-        <w:tc>
-          <w:tcPr>
-            <w:tcW w:type="dxa" w:w="1728"/>
-          </w:tcPr>
-          <w:p>
-            <w:pPr>
-              <w:jc w:val="center"/>
-            </w:pPr>
-            <w:r>
-              <w:rPr>
-                <w:sz w:val="20"/>
-              </w:rPr>
-              <w:t>0.81 ± 0.02</w:t>
-            </w:r>
-          </w:p>
-        </w:tc>
-      </w:tr>
-      <w:tr>
-        <w:tc>
-          <w:tcPr>
-            <w:tcW w:type="dxa" w:w="1728"/>
-          </w:tcPr>
-          <w:p>
-            <w:pPr>
-              <w:jc w:val="center"/>
-            </w:pPr>
-            <w:r>
-              <w:rPr>
-                <w:sz w:val="20"/>
-              </w:rPr>
-              <w:t>Matern52</w:t>
-            </w:r>
-          </w:p>
-        </w:tc>
-        <w:tc>
-          <w:tcPr>
-            <w:tcW w:type="dxa" w:w="1728"/>
-          </w:tcPr>
-          <w:p>
-            <w:pPr>
-              <w:jc w:val="center"/>
-            </w:pPr>
-            <w:r>
-              <w:rPr>
-                <w:sz w:val="20"/>
-              </w:rPr>
-              <w:t>RBF</w:t>
-            </w:r>
-          </w:p>
-        </w:tc>
-        <w:tc>
-          <w:tcPr>
-            <w:tcW w:type="dxa" w:w="1728"/>
-          </w:tcPr>
-          <w:p>
-            <w:pPr>
-              <w:jc w:val="center"/>
-            </w:pPr>
-            <w:r>
-              <w:rPr>
-                <w:sz w:val="20"/>
-              </w:rPr>
-              <w:t>sum</w:t>
-            </w:r>
-          </w:p>
-        </w:tc>
-        <w:tc>
-          <w:tcPr>
-            <w:tcW w:type="dxa" w:w="1728"/>
+            <w:tcW w:type="dxa" w:w="1440"/>
           </w:tcPr>
           <w:p>
             <w:pPr>
@@ -974,7 +1336,22 @@
         </w:tc>
         <w:tc>
           <w:tcPr>
-            <w:tcW w:type="dxa" w:w="1728"/>
+            <w:tcW w:type="dxa" w:w="1440"/>
+          </w:tcPr>
+          <w:p>
+            <w:pPr>
+              <w:jc w:val="center"/>
+            </w:pPr>
+            <w:r>
+              <w:rPr>
+                <w:sz w:val="20"/>
+              </w:rPr>
+            </w:r>
+          </w:p>
+        </w:tc>
+        <w:tc>
+          <w:tcPr>
+            <w:tcW w:type="dxa" w:w="1440"/>
           </w:tcPr>
           <w:p>
             <w:pPr>
@@ -991,7 +1368,7 @@
       <w:tr>
         <w:tc>
           <w:tcPr>
-            <w:tcW w:type="dxa" w:w="1728"/>
+            <w:tcW w:type="dxa" w:w="1440"/>
           </w:tcPr>
           <w:p>
             <w:pPr>
@@ -1007,7 +1384,579 @@
         </w:tc>
         <w:tc>
           <w:tcPr>
-            <w:tcW w:type="dxa" w:w="1728"/>
+            <w:tcW w:type="dxa" w:w="1440"/>
+          </w:tcPr>
+          <w:p>
+            <w:pPr>
+              <w:jc w:val="center"/>
+            </w:pPr>
+            <w:r>
+              <w:rPr>
+                <w:sz w:val="20"/>
+              </w:rPr>
+              <w:t>Matern32</w:t>
+            </w:r>
+          </w:p>
+        </w:tc>
+        <w:tc>
+          <w:tcPr>
+            <w:tcW w:type="dxa" w:w="1440"/>
+          </w:tcPr>
+          <w:p>
+            <w:pPr>
+              <w:jc w:val="center"/>
+            </w:pPr>
+            <w:r>
+              <w:rPr>
+                <w:sz w:val="20"/>
+              </w:rPr>
+              <w:t>sum</w:t>
+            </w:r>
+          </w:p>
+        </w:tc>
+        <w:tc>
+          <w:tcPr>
+            <w:tcW w:type="dxa" w:w="1440"/>
+          </w:tcPr>
+          <w:p>
+            <w:pPr>
+              <w:jc w:val="center"/>
+            </w:pPr>
+            <w:r>
+              <w:rPr>
+                <w:sz w:val="20"/>
+              </w:rPr>
+              <w:t>0.4 ± 0.03</w:t>
+            </w:r>
+          </w:p>
+        </w:tc>
+        <w:tc>
+          <w:tcPr>
+            <w:tcW w:type="dxa" w:w="1440"/>
+          </w:tcPr>
+          <w:p>
+            <w:pPr>
+              <w:jc w:val="center"/>
+            </w:pPr>
+            <w:r>
+              <w:rPr>
+                <w:sz w:val="20"/>
+              </w:rPr>
+              <w:t>0.7 ± 0.04</w:t>
+            </w:r>
+          </w:p>
+        </w:tc>
+        <w:tc>
+          <w:tcPr>
+            <w:tcW w:type="dxa" w:w="1440"/>
+          </w:tcPr>
+          <w:p>
+            <w:pPr>
+              <w:jc w:val="center"/>
+            </w:pPr>
+            <w:r>
+              <w:rPr>
+                <w:sz w:val="20"/>
+              </w:rPr>
+              <w:t>28598</w:t>
+            </w:r>
+          </w:p>
+        </w:tc>
+      </w:tr>
+      <w:tr>
+        <w:tc>
+          <w:tcPr>
+            <w:tcW w:type="dxa" w:w="1440"/>
+          </w:tcPr>
+          <w:p>
+            <w:pPr>
+              <w:jc w:val="center"/>
+            </w:pPr>
+            <w:r>
+              <w:rPr>
+                <w:sz w:val="20"/>
+              </w:rPr>
+              <w:t>Matern52</w:t>
+            </w:r>
+          </w:p>
+        </w:tc>
+        <w:tc>
+          <w:tcPr>
+            <w:tcW w:type="dxa" w:w="1440"/>
+          </w:tcPr>
+          <w:p>
+            <w:pPr>
+              <w:jc w:val="center"/>
+            </w:pPr>
+            <w:r>
+              <w:rPr>
+                <w:sz w:val="20"/>
+              </w:rPr>
+              <w:t>Matern32</w:t>
+            </w:r>
+          </w:p>
+        </w:tc>
+        <w:tc>
+          <w:tcPr>
+            <w:tcW w:type="dxa" w:w="1440"/>
+          </w:tcPr>
+          <w:p>
+            <w:pPr>
+              <w:jc w:val="center"/>
+            </w:pPr>
+            <w:r>
+              <w:rPr>
+                <w:sz w:val="20"/>
+              </w:rPr>
+              <w:t>product</w:t>
+            </w:r>
+          </w:p>
+        </w:tc>
+        <w:tc>
+          <w:tcPr>
+            <w:tcW w:type="dxa" w:w="1440"/>
+          </w:tcPr>
+          <w:p>
+            <w:pPr>
+              <w:jc w:val="center"/>
+            </w:pPr>
+            <w:r>
+              <w:rPr>
+                <w:sz w:val="20"/>
+              </w:rPr>
+              <w:t>0.27 ± 0.02</w:t>
+            </w:r>
+          </w:p>
+        </w:tc>
+        <w:tc>
+          <w:tcPr>
+            <w:tcW w:type="dxa" w:w="1440"/>
+          </w:tcPr>
+          <w:p>
+            <w:pPr>
+              <w:jc w:val="center"/>
+            </w:pPr>
+            <w:r>
+              <w:rPr>
+                <w:sz w:val="20"/>
+              </w:rPr>
+              <w:t>0.86 ± 0.02</w:t>
+            </w:r>
+          </w:p>
+        </w:tc>
+        <w:tc>
+          <w:tcPr>
+            <w:tcW w:type="dxa" w:w="1440"/>
+          </w:tcPr>
+          <w:p>
+            <w:pPr>
+              <w:jc w:val="center"/>
+            </w:pPr>
+            <w:r>
+              <w:rPr>
+                <w:sz w:val="20"/>
+              </w:rPr>
+              <w:t>30477</w:t>
+            </w:r>
+          </w:p>
+        </w:tc>
+      </w:tr>
+      <w:tr>
+        <w:tc>
+          <w:tcPr>
+            <w:tcW w:type="dxa" w:w="1440"/>
+          </w:tcPr>
+          <w:p>
+            <w:pPr>
+              <w:jc w:val="center"/>
+            </w:pPr>
+            <w:r>
+              <w:rPr>
+                <w:sz w:val="20"/>
+              </w:rPr>
+              <w:t>Matern52</w:t>
+            </w:r>
+          </w:p>
+        </w:tc>
+        <w:tc>
+          <w:tcPr>
+            <w:tcW w:type="dxa" w:w="1440"/>
+          </w:tcPr>
+          <w:p>
+            <w:pPr>
+              <w:jc w:val="center"/>
+            </w:pPr>
+            <w:r>
+              <w:rPr>
+                <w:sz w:val="20"/>
+              </w:rPr>
+              <w:t>Matern32</w:t>
+            </w:r>
+          </w:p>
+        </w:tc>
+        <w:tc>
+          <w:tcPr>
+            <w:tcW w:type="dxa" w:w="1440"/>
+          </w:tcPr>
+          <w:p>
+            <w:pPr>
+              <w:jc w:val="center"/>
+            </w:pPr>
+            <w:r>
+              <w:rPr>
+                <w:sz w:val="20"/>
+              </w:rPr>
+              <w:t>Av(co)*FP</w:t>
+            </w:r>
+          </w:p>
+        </w:tc>
+        <w:tc>
+          <w:tcPr>
+            <w:tcW w:type="dxa" w:w="1440"/>
+          </w:tcPr>
+          <w:p>
+            <w:pPr>
+              <w:jc w:val="center"/>
+            </w:pPr>
+            <w:r>
+              <w:rPr>
+                <w:sz w:val="20"/>
+              </w:rPr>
+              <w:t>0.33 ± 0.02</w:t>
+            </w:r>
+          </w:p>
+        </w:tc>
+        <w:tc>
+          <w:tcPr>
+            <w:tcW w:type="dxa" w:w="1440"/>
+          </w:tcPr>
+          <w:p>
+            <w:pPr>
+              <w:jc w:val="center"/>
+            </w:pPr>
+            <w:r>
+              <w:rPr>
+                <w:sz w:val="20"/>
+              </w:rPr>
+              <w:t>0.8 ± 0.02</w:t>
+            </w:r>
+          </w:p>
+        </w:tc>
+        <w:tc>
+          <w:tcPr>
+            <w:tcW w:type="dxa" w:w="1440"/>
+          </w:tcPr>
+          <w:p>
+            <w:pPr>
+              <w:jc w:val="center"/>
+            </w:pPr>
+            <w:r>
+              <w:rPr>
+                <w:sz w:val="20"/>
+              </w:rPr>
+              <w:t>17920</w:t>
+            </w:r>
+          </w:p>
+        </w:tc>
+      </w:tr>
+      <w:tr>
+        <w:tc>
+          <w:tcPr>
+            <w:tcW w:type="dxa" w:w="1440"/>
+          </w:tcPr>
+          <w:p>
+            <w:pPr>
+              <w:jc w:val="center"/>
+            </w:pPr>
+            <w:r>
+              <w:rPr>
+                <w:sz w:val="20"/>
+              </w:rPr>
+              <w:t>Matern52</w:t>
+            </w:r>
+          </w:p>
+        </w:tc>
+        <w:tc>
+          <w:tcPr>
+            <w:tcW w:type="dxa" w:w="1440"/>
+          </w:tcPr>
+          <w:p>
+            <w:pPr>
+              <w:jc w:val="center"/>
+            </w:pPr>
+            <w:r>
+              <w:rPr>
+                <w:sz w:val="20"/>
+              </w:rPr>
+              <w:t>Matern52</w:t>
+            </w:r>
+          </w:p>
+        </w:tc>
+        <w:tc>
+          <w:tcPr>
+            <w:tcW w:type="dxa" w:w="1440"/>
+          </w:tcPr>
+          <w:p>
+            <w:pPr>
+              <w:jc w:val="center"/>
+            </w:pPr>
+            <w:r>
+              <w:rPr>
+                <w:sz w:val="20"/>
+              </w:rPr>
+              <w:t>sum</w:t>
+            </w:r>
+          </w:p>
+        </w:tc>
+        <w:tc>
+          <w:tcPr>
+            <w:tcW w:type="dxa" w:w="1440"/>
+          </w:tcPr>
+          <w:p>
+            <w:pPr>
+              <w:jc w:val="center"/>
+            </w:pPr>
+            <w:r>
+              <w:rPr>
+                <w:sz w:val="20"/>
+              </w:rPr>
+              <w:t>0.4 ± 0.03</w:t>
+            </w:r>
+          </w:p>
+        </w:tc>
+        <w:tc>
+          <w:tcPr>
+            <w:tcW w:type="dxa" w:w="1440"/>
+          </w:tcPr>
+          <w:p>
+            <w:pPr>
+              <w:jc w:val="center"/>
+            </w:pPr>
+            <w:r>
+              <w:rPr>
+                <w:sz w:val="20"/>
+              </w:rPr>
+              <w:t>0.7 ± 0.03</w:t>
+            </w:r>
+          </w:p>
+        </w:tc>
+        <w:tc>
+          <w:tcPr>
+            <w:tcW w:type="dxa" w:w="1440"/>
+          </w:tcPr>
+          <w:p>
+            <w:pPr>
+              <w:jc w:val="center"/>
+            </w:pPr>
+            <w:r>
+              <w:rPr>
+                <w:sz w:val="20"/>
+              </w:rPr>
+              <w:t>25066</w:t>
+            </w:r>
+          </w:p>
+        </w:tc>
+      </w:tr>
+      <w:tr>
+        <w:tc>
+          <w:tcPr>
+            <w:tcW w:type="dxa" w:w="1440"/>
+          </w:tcPr>
+          <w:p>
+            <w:pPr>
+              <w:jc w:val="center"/>
+            </w:pPr>
+            <w:r>
+              <w:rPr>
+                <w:sz w:val="20"/>
+              </w:rPr>
+              <w:t>Matern52</w:t>
+            </w:r>
+          </w:p>
+        </w:tc>
+        <w:tc>
+          <w:tcPr>
+            <w:tcW w:type="dxa" w:w="1440"/>
+          </w:tcPr>
+          <w:p>
+            <w:pPr>
+              <w:jc w:val="center"/>
+            </w:pPr>
+            <w:r>
+              <w:rPr>
+                <w:sz w:val="20"/>
+              </w:rPr>
+              <w:t>Matern52</w:t>
+            </w:r>
+          </w:p>
+        </w:tc>
+        <w:tc>
+          <w:tcPr>
+            <w:tcW w:type="dxa" w:w="1440"/>
+          </w:tcPr>
+          <w:p>
+            <w:pPr>
+              <w:jc w:val="center"/>
+            </w:pPr>
+            <w:r>
+              <w:rPr>
+                <w:sz w:val="20"/>
+              </w:rPr>
+              <w:t>product</w:t>
+            </w:r>
+          </w:p>
+        </w:tc>
+        <w:tc>
+          <w:tcPr>
+            <w:tcW w:type="dxa" w:w="1440"/>
+          </w:tcPr>
+          <w:p>
+            <w:pPr>
+              <w:jc w:val="center"/>
+            </w:pPr>
+            <w:r>
+              <w:rPr>
+                <w:sz w:val="20"/>
+              </w:rPr>
+              <w:t>0.27 ± 0.02</w:t>
+            </w:r>
+          </w:p>
+        </w:tc>
+        <w:tc>
+          <w:tcPr>
+            <w:tcW w:type="dxa" w:w="1440"/>
+          </w:tcPr>
+          <w:p>
+            <w:pPr>
+              <w:jc w:val="center"/>
+            </w:pPr>
+            <w:r>
+              <w:rPr>
+                <w:sz w:val="20"/>
+              </w:rPr>
+              <w:t>0.86 ± 0.02</w:t>
+            </w:r>
+          </w:p>
+        </w:tc>
+        <w:tc>
+          <w:tcPr>
+            <w:tcW w:type="dxa" w:w="1440"/>
+          </w:tcPr>
+          <w:p>
+            <w:pPr>
+              <w:jc w:val="center"/>
+            </w:pPr>
+            <w:r>
+              <w:rPr>
+                <w:sz w:val="20"/>
+              </w:rPr>
+              <w:t>37776</w:t>
+            </w:r>
+          </w:p>
+        </w:tc>
+      </w:tr>
+      <w:tr>
+        <w:tc>
+          <w:tcPr>
+            <w:tcW w:type="dxa" w:w="1440"/>
+          </w:tcPr>
+          <w:p>
+            <w:pPr>
+              <w:jc w:val="center"/>
+            </w:pPr>
+            <w:r>
+              <w:rPr>
+                <w:sz w:val="20"/>
+              </w:rPr>
+              <w:t>Matern52</w:t>
+            </w:r>
+          </w:p>
+        </w:tc>
+        <w:tc>
+          <w:tcPr>
+            <w:tcW w:type="dxa" w:w="1440"/>
+          </w:tcPr>
+          <w:p>
+            <w:pPr>
+              <w:jc w:val="center"/>
+            </w:pPr>
+            <w:r>
+              <w:rPr>
+                <w:sz w:val="20"/>
+              </w:rPr>
+              <w:t>Matern52</w:t>
+            </w:r>
+          </w:p>
+        </w:tc>
+        <w:tc>
+          <w:tcPr>
+            <w:tcW w:type="dxa" w:w="1440"/>
+          </w:tcPr>
+          <w:p>
+            <w:pPr>
+              <w:jc w:val="center"/>
+            </w:pPr>
+            <w:r>
+              <w:rPr>
+                <w:sz w:val="20"/>
+              </w:rPr>
+              <w:t>Av(co)*FP</w:t>
+            </w:r>
+          </w:p>
+        </w:tc>
+        <w:tc>
+          <w:tcPr>
+            <w:tcW w:type="dxa" w:w="1440"/>
+          </w:tcPr>
+          <w:p>
+            <w:pPr>
+              <w:jc w:val="center"/>
+            </w:pPr>
+            <w:r>
+              <w:rPr>
+                <w:sz w:val="20"/>
+              </w:rPr>
+              <w:t>0.33 ± 0.02</w:t>
+            </w:r>
+          </w:p>
+        </w:tc>
+        <w:tc>
+          <w:tcPr>
+            <w:tcW w:type="dxa" w:w="1440"/>
+          </w:tcPr>
+          <w:p>
+            <w:pPr>
+              <w:jc w:val="center"/>
+            </w:pPr>
+            <w:r>
+              <w:rPr>
+                <w:sz w:val="20"/>
+              </w:rPr>
+              <w:t>0.8 ± 0.02</w:t>
+            </w:r>
+          </w:p>
+        </w:tc>
+        <w:tc>
+          <w:tcPr>
+            <w:tcW w:type="dxa" w:w="1440"/>
+          </w:tcPr>
+          <w:p>
+            <w:pPr>
+              <w:jc w:val="center"/>
+            </w:pPr>
+            <w:r>
+              <w:rPr>
+                <w:sz w:val="20"/>
+              </w:rPr>
+              <w:t>33662</w:t>
+            </w:r>
+          </w:p>
+        </w:tc>
+      </w:tr>
+      <w:tr>
+        <w:tc>
+          <w:tcPr>
+            <w:tcW w:type="dxa" w:w="1440"/>
           </w:tcPr>
           <w:p>
             <w:pPr>
@@ -1023,7 +1972,121 @@
         </w:tc>
         <w:tc>
           <w:tcPr>
-            <w:tcW w:type="dxa" w:w="1728"/>
+            <w:tcW w:type="dxa" w:w="1440"/>
+          </w:tcPr>
+          <w:p>
+            <w:pPr>
+              <w:jc w:val="center"/>
+            </w:pPr>
+            <w:r>
+              <w:rPr>
+                <w:sz w:val="20"/>
+              </w:rPr>
+              <w:t>RBF</w:t>
+            </w:r>
+          </w:p>
+        </w:tc>
+        <w:tc>
+          <w:tcPr>
+            <w:tcW w:type="dxa" w:w="1440"/>
+          </w:tcPr>
+          <w:p>
+            <w:pPr>
+              <w:jc w:val="center"/>
+            </w:pPr>
+            <w:r>
+              <w:rPr>
+                <w:sz w:val="20"/>
+              </w:rPr>
+              <w:t>sum</w:t>
+            </w:r>
+          </w:p>
+        </w:tc>
+        <w:tc>
+          <w:tcPr>
+            <w:tcW w:type="dxa" w:w="1440"/>
+          </w:tcPr>
+          <w:p>
+            <w:pPr>
+              <w:jc w:val="center"/>
+            </w:pPr>
+            <w:r>
+              <w:rPr>
+                <w:sz w:val="20"/>
+              </w:rPr>
+              <w:t>0.44 ± 0.02</w:t>
+            </w:r>
+          </w:p>
+        </w:tc>
+        <w:tc>
+          <w:tcPr>
+            <w:tcW w:type="dxa" w:w="1440"/>
+          </w:tcPr>
+          <w:p>
+            <w:pPr>
+              <w:jc w:val="center"/>
+            </w:pPr>
+            <w:r>
+              <w:rPr>
+                <w:sz w:val="20"/>
+              </w:rPr>
+              <w:t>0.64 ± 0.03</w:t>
+            </w:r>
+          </w:p>
+        </w:tc>
+        <w:tc>
+          <w:tcPr>
+            <w:tcW w:type="dxa" w:w="1440"/>
+          </w:tcPr>
+          <w:p>
+            <w:pPr>
+              <w:jc w:val="center"/>
+            </w:pPr>
+            <w:r>
+              <w:rPr>
+                <w:sz w:val="20"/>
+              </w:rPr>
+              <w:t>26092</w:t>
+            </w:r>
+          </w:p>
+        </w:tc>
+      </w:tr>
+      <w:tr>
+        <w:tc>
+          <w:tcPr>
+            <w:tcW w:type="dxa" w:w="1440"/>
+          </w:tcPr>
+          <w:p>
+            <w:pPr>
+              <w:jc w:val="center"/>
+            </w:pPr>
+            <w:r>
+              <w:rPr>
+                <w:sz w:val="20"/>
+              </w:rPr>
+              <w:t>RBF</w:t>
+            </w:r>
+          </w:p>
+        </w:tc>
+        <w:tc>
+          <w:tcPr>
+            <w:tcW w:type="dxa" w:w="1440"/>
+          </w:tcPr>
+          <w:p>
+            <w:pPr>
+              <w:jc w:val="center"/>
+            </w:pPr>
+            <w:r>
+              <w:rPr>
+                <w:sz w:val="20"/>
+              </w:rPr>
+              <w:t>RBF</w:t>
+            </w:r>
+          </w:p>
+        </w:tc>
+        <w:tc>
+          <w:tcPr>
+            <w:tcW w:type="dxa" w:w="1440"/>
           </w:tcPr>
           <w:p>
             <w:pPr>
@@ -1039,7 +2102,7 @@
         </w:tc>
         <w:tc>
           <w:tcPr>
-            <w:tcW w:type="dxa" w:w="1728"/>
+            <w:tcW w:type="dxa" w:w="1440"/>
           </w:tcPr>
           <w:p>
             <w:pPr>
@@ -1054,7 +2117,22 @@
         </w:tc>
         <w:tc>
           <w:tcPr>
-            <w:tcW w:type="dxa" w:w="1728"/>
+            <w:tcW w:type="dxa" w:w="1440"/>
+          </w:tcPr>
+          <w:p>
+            <w:pPr>
+              <w:jc w:val="center"/>
+            </w:pPr>
+            <w:r>
+              <w:rPr>
+                <w:sz w:val="20"/>
+              </w:rPr>
+            </w:r>
+          </w:p>
+        </w:tc>
+        <w:tc>
+          <w:tcPr>
+            <w:tcW w:type="dxa" w:w="1440"/>
           </w:tcPr>
           <w:p>
             <w:pPr>
@@ -1071,23 +2149,7 @@
       <w:tr>
         <w:tc>
           <w:tcPr>
-            <w:tcW w:type="dxa" w:w="1728"/>
-          </w:tcPr>
-          <w:p>
-            <w:pPr>
-              <w:jc w:val="center"/>
-            </w:pPr>
-            <w:r>
-              <w:rPr>
-                <w:sz w:val="20"/>
-              </w:rPr>
-              <w:t>Matern52</w:t>
-            </w:r>
-          </w:p>
-        </w:tc>
-        <w:tc>
-          <w:tcPr>
-            <w:tcW w:type="dxa" w:w="1728"/>
+            <w:tcW w:type="dxa" w:w="1440"/>
           </w:tcPr>
           <w:p>
             <w:pPr>
@@ -1103,7 +2165,23 @@
         </w:tc>
         <w:tc>
           <w:tcPr>
-            <w:tcW w:type="dxa" w:w="1728"/>
+            <w:tcW w:type="dxa" w:w="1440"/>
+          </w:tcPr>
+          <w:p>
+            <w:pPr>
+              <w:jc w:val="center"/>
+            </w:pPr>
+            <w:r>
+              <w:rPr>
+                <w:sz w:val="20"/>
+              </w:rPr>
+              <w:t>RBF</w:t>
+            </w:r>
+          </w:p>
+        </w:tc>
+        <w:tc>
+          <w:tcPr>
+            <w:tcW w:type="dxa" w:w="1440"/>
           </w:tcPr>
           <w:p>
             <w:pPr>
@@ -1119,7 +2197,7 @@
         </w:tc>
         <w:tc>
           <w:tcPr>
-            <w:tcW w:type="dxa" w:w="1728"/>
+            <w:tcW w:type="dxa" w:w="1440"/>
           </w:tcPr>
           <w:p>
             <w:pPr>
@@ -1134,7 +2212,22 @@
         </w:tc>
         <w:tc>
           <w:tcPr>
-            <w:tcW w:type="dxa" w:w="1728"/>
+            <w:tcW w:type="dxa" w:w="1440"/>
+          </w:tcPr>
+          <w:p>
+            <w:pPr>
+              <w:jc w:val="center"/>
+            </w:pPr>
+            <w:r>
+              <w:rPr>
+                <w:sz w:val="20"/>
+              </w:rPr>
+            </w:r>
+          </w:p>
+        </w:tc>
+        <w:tc>
+          <w:tcPr>
+            <w:tcW w:type="dxa" w:w="1440"/>
           </w:tcPr>
           <w:p>
             <w:pPr>
@@ -1151,7 +2244,317 @@
       <w:tr>
         <w:tc>
           <w:tcPr>
-            <w:tcW w:type="dxa" w:w="1728"/>
+            <w:tcW w:type="dxa" w:w="1440"/>
+          </w:tcPr>
+          <w:p>
+            <w:pPr>
+              <w:jc w:val="center"/>
+            </w:pPr>
+            <w:r>
+              <w:rPr>
+                <w:sz w:val="20"/>
+              </w:rPr>
+              <w:t>RBF</w:t>
+            </w:r>
+          </w:p>
+        </w:tc>
+        <w:tc>
+          <w:tcPr>
+            <w:tcW w:type="dxa" w:w="1440"/>
+          </w:tcPr>
+          <w:p>
+            <w:pPr>
+              <w:jc w:val="center"/>
+            </w:pPr>
+            <w:r>
+              <w:rPr>
+                <w:sz w:val="20"/>
+              </w:rPr>
+              <w:t>Matern32</w:t>
+            </w:r>
+          </w:p>
+        </w:tc>
+        <w:tc>
+          <w:tcPr>
+            <w:tcW w:type="dxa" w:w="1440"/>
+          </w:tcPr>
+          <w:p>
+            <w:pPr>
+              <w:jc w:val="center"/>
+            </w:pPr>
+            <w:r>
+              <w:rPr>
+                <w:sz w:val="20"/>
+              </w:rPr>
+              <w:t>sum</w:t>
+            </w:r>
+          </w:p>
+        </w:tc>
+        <w:tc>
+          <w:tcPr>
+            <w:tcW w:type="dxa" w:w="1440"/>
+          </w:tcPr>
+          <w:p>
+            <w:pPr>
+              <w:jc w:val="center"/>
+            </w:pPr>
+            <w:r>
+              <w:rPr>
+                <w:sz w:val="20"/>
+              </w:rPr>
+              <w:t>0.44 ± 0.02</w:t>
+            </w:r>
+          </w:p>
+        </w:tc>
+        <w:tc>
+          <w:tcPr>
+            <w:tcW w:type="dxa" w:w="1440"/>
+          </w:tcPr>
+          <w:p>
+            <w:pPr>
+              <w:jc w:val="center"/>
+            </w:pPr>
+            <w:r>
+              <w:rPr>
+                <w:sz w:val="20"/>
+              </w:rPr>
+              <w:t>0.64 ± 0.03</w:t>
+            </w:r>
+          </w:p>
+        </w:tc>
+        <w:tc>
+          <w:tcPr>
+            <w:tcW w:type="dxa" w:w="1440"/>
+          </w:tcPr>
+          <w:p>
+            <w:pPr>
+              <w:jc w:val="center"/>
+            </w:pPr>
+            <w:r>
+              <w:rPr>
+                <w:sz w:val="20"/>
+              </w:rPr>
+              <w:t>16039</w:t>
+            </w:r>
+          </w:p>
+        </w:tc>
+      </w:tr>
+      <w:tr>
+        <w:tc>
+          <w:tcPr>
+            <w:tcW w:type="dxa" w:w="1440"/>
+          </w:tcPr>
+          <w:p>
+            <w:pPr>
+              <w:jc w:val="center"/>
+            </w:pPr>
+            <w:r>
+              <w:rPr>
+                <w:sz w:val="20"/>
+              </w:rPr>
+              <w:t>RBF</w:t>
+            </w:r>
+          </w:p>
+        </w:tc>
+        <w:tc>
+          <w:tcPr>
+            <w:tcW w:type="dxa" w:w="1440"/>
+          </w:tcPr>
+          <w:p>
+            <w:pPr>
+              <w:jc w:val="center"/>
+            </w:pPr>
+            <w:r>
+              <w:rPr>
+                <w:sz w:val="20"/>
+              </w:rPr>
+              <w:t>Matern32</w:t>
+            </w:r>
+          </w:p>
+        </w:tc>
+        <w:tc>
+          <w:tcPr>
+            <w:tcW w:type="dxa" w:w="1440"/>
+          </w:tcPr>
+          <w:p>
+            <w:pPr>
+              <w:jc w:val="center"/>
+            </w:pPr>
+            <w:r>
+              <w:rPr>
+                <w:sz w:val="20"/>
+              </w:rPr>
+              <w:t>product</w:t>
+            </w:r>
+          </w:p>
+        </w:tc>
+        <w:tc>
+          <w:tcPr>
+            <w:tcW w:type="dxa" w:w="1440"/>
+          </w:tcPr>
+          <w:p>
+            <w:pPr>
+              <w:jc w:val="center"/>
+            </w:pPr>
+            <w:r>
+              <w:rPr>
+                <w:sz w:val="20"/>
+              </w:rPr>
+              <w:t>0.28 ± 0.02</w:t>
+            </w:r>
+          </w:p>
+        </w:tc>
+        <w:tc>
+          <w:tcPr>
+            <w:tcW w:type="dxa" w:w="1440"/>
+          </w:tcPr>
+          <w:p>
+            <w:pPr>
+              <w:jc w:val="center"/>
+            </w:pPr>
+            <w:r>
+              <w:rPr>
+                <w:sz w:val="20"/>
+              </w:rPr>
+              <w:t>0.85 ± 0.02</w:t>
+            </w:r>
+          </w:p>
+        </w:tc>
+        <w:tc>
+          <w:tcPr>
+            <w:tcW w:type="dxa" w:w="1440"/>
+          </w:tcPr>
+          <w:p>
+            <w:pPr>
+              <w:jc w:val="center"/>
+            </w:pPr>
+            <w:r>
+              <w:rPr>
+                <w:sz w:val="20"/>
+              </w:rPr>
+              <w:t>35234</w:t>
+            </w:r>
+          </w:p>
+        </w:tc>
+      </w:tr>
+      <w:tr>
+        <w:tc>
+          <w:tcPr>
+            <w:tcW w:type="dxa" w:w="1440"/>
+          </w:tcPr>
+          <w:p>
+            <w:pPr>
+              <w:jc w:val="center"/>
+            </w:pPr>
+            <w:r>
+              <w:rPr>
+                <w:sz w:val="20"/>
+              </w:rPr>
+              <w:t>RBF</w:t>
+            </w:r>
+          </w:p>
+        </w:tc>
+        <w:tc>
+          <w:tcPr>
+            <w:tcW w:type="dxa" w:w="1440"/>
+          </w:tcPr>
+          <w:p>
+            <w:pPr>
+              <w:jc w:val="center"/>
+            </w:pPr>
+            <w:r>
+              <w:rPr>
+                <w:sz w:val="20"/>
+              </w:rPr>
+              <w:t>Matern32</w:t>
+            </w:r>
+          </w:p>
+        </w:tc>
+        <w:tc>
+          <w:tcPr>
+            <w:tcW w:type="dxa" w:w="1440"/>
+          </w:tcPr>
+          <w:p>
+            <w:pPr>
+              <w:jc w:val="center"/>
+            </w:pPr>
+            <w:r>
+              <w:rPr>
+                <w:sz w:val="20"/>
+              </w:rPr>
+              <w:t>Av(co)*FP</w:t>
+            </w:r>
+          </w:p>
+        </w:tc>
+        <w:tc>
+          <w:tcPr>
+            <w:tcW w:type="dxa" w:w="1440"/>
+          </w:tcPr>
+          <w:p>
+            <w:pPr>
+              <w:jc w:val="center"/>
+            </w:pPr>
+            <w:r>
+              <w:rPr>
+                <w:sz w:val="20"/>
+              </w:rPr>
+              <w:t>0.34 ± 0.01</w:t>
+            </w:r>
+          </w:p>
+        </w:tc>
+        <w:tc>
+          <w:tcPr>
+            <w:tcW w:type="dxa" w:w="1440"/>
+          </w:tcPr>
+          <w:p>
+            <w:pPr>
+              <w:jc w:val="center"/>
+            </w:pPr>
+            <w:r>
+              <w:rPr>
+                <w:sz w:val="20"/>
+              </w:rPr>
+              <w:t>0.78 ± 0.02</w:t>
+            </w:r>
+          </w:p>
+        </w:tc>
+        <w:tc>
+          <w:tcPr>
+            <w:tcW w:type="dxa" w:w="1440"/>
+          </w:tcPr>
+          <w:p>
+            <w:pPr>
+              <w:jc w:val="center"/>
+            </w:pPr>
+            <w:r>
+              <w:rPr>
+                <w:sz w:val="20"/>
+              </w:rPr>
+              <w:t>14753</w:t>
+            </w:r>
+          </w:p>
+        </w:tc>
+      </w:tr>
+      <w:tr>
+        <w:tc>
+          <w:tcPr>
+            <w:tcW w:type="dxa" w:w="1440"/>
+          </w:tcPr>
+          <w:p>
+            <w:pPr>
+              <w:jc w:val="center"/>
+            </w:pPr>
+            <w:r>
+              <w:rPr>
+                <w:sz w:val="20"/>
+              </w:rPr>
+              <w:t>RBF</w:t>
+            </w:r>
+          </w:p>
+        </w:tc>
+        <w:tc>
+          <w:tcPr>
+            <w:tcW w:type="dxa" w:w="1440"/>
           </w:tcPr>
           <w:p>
             <w:pPr>
@@ -1167,23 +2570,7 @@
         </w:tc>
         <w:tc>
           <w:tcPr>
-            <w:tcW w:type="dxa" w:w="1728"/>
-          </w:tcPr>
-          <w:p>
-            <w:pPr>
-              <w:jc w:val="center"/>
-            </w:pPr>
-            <w:r>
-              <w:rPr>
-                <w:sz w:val="20"/>
-              </w:rPr>
-              <w:t>Matern32</w:t>
-            </w:r>
-          </w:p>
-        </w:tc>
-        <w:tc>
-          <w:tcPr>
-            <w:tcW w:type="dxa" w:w="1728"/>
+            <w:tcW w:type="dxa" w:w="1440"/>
           </w:tcPr>
           <w:p>
             <w:pPr>
@@ -1199,7 +2586,7 @@
         </w:tc>
         <w:tc>
           <w:tcPr>
-            <w:tcW w:type="dxa" w:w="1728"/>
+            <w:tcW w:type="dxa" w:w="1440"/>
           </w:tcPr>
           <w:p>
             <w:pPr>
@@ -1209,13 +2596,13 @@
               <w:rPr>
                 <w:sz w:val="20"/>
               </w:rPr>
-              <w:t>0.4 ± 0.03</w:t>
+              <w:t>0.44 ± 0.02</w:t>
             </w:r>
           </w:p>
         </w:tc>
         <w:tc>
           <w:tcPr>
-            <w:tcW w:type="dxa" w:w="1728"/>
+            <w:tcW w:type="dxa" w:w="1440"/>
           </w:tcPr>
           <w:p>
             <w:pPr>
@@ -1225,7 +2612,23 @@
               <w:rPr>
                 <w:sz w:val="20"/>
               </w:rPr>
-              <w:t>0.7 ± 0.04</w:t>
+              <w:t>0.64 ± 0.03</w:t>
+            </w:r>
+          </w:p>
+        </w:tc>
+        <w:tc>
+          <w:tcPr>
+            <w:tcW w:type="dxa" w:w="1440"/>
+          </w:tcPr>
+          <w:p>
+            <w:pPr>
+              <w:jc w:val="center"/>
+            </w:pPr>
+            <w:r>
+              <w:rPr>
+                <w:sz w:val="20"/>
+              </w:rPr>
+              <w:t>17805</w:t>
             </w:r>
           </w:p>
         </w:tc>
@@ -1233,7 +2636,23 @@
       <w:tr>
         <w:tc>
           <w:tcPr>
-            <w:tcW w:type="dxa" w:w="1728"/>
+            <w:tcW w:type="dxa" w:w="1440"/>
+          </w:tcPr>
+          <w:p>
+            <w:pPr>
+              <w:jc w:val="center"/>
+            </w:pPr>
+            <w:r>
+              <w:rPr>
+                <w:sz w:val="20"/>
+              </w:rPr>
+              <w:t>RBF</w:t>
+            </w:r>
+          </w:p>
+        </w:tc>
+        <w:tc>
+          <w:tcPr>
+            <w:tcW w:type="dxa" w:w="1440"/>
           </w:tcPr>
           <w:p>
             <w:pPr>
@@ -1249,23 +2668,7 @@
         </w:tc>
         <w:tc>
           <w:tcPr>
-            <w:tcW w:type="dxa" w:w="1728"/>
-          </w:tcPr>
-          <w:p>
-            <w:pPr>
-              <w:jc w:val="center"/>
-            </w:pPr>
-            <w:r>
-              <w:rPr>
-                <w:sz w:val="20"/>
-              </w:rPr>
-              <w:t>Matern32</w:t>
-            </w:r>
-          </w:p>
-        </w:tc>
-        <w:tc>
-          <w:tcPr>
-            <w:tcW w:type="dxa" w:w="1728"/>
+            <w:tcW w:type="dxa" w:w="1440"/>
           </w:tcPr>
           <w:p>
             <w:pPr>
@@ -1281,7 +2684,7 @@
         </w:tc>
         <w:tc>
           <w:tcPr>
-            <w:tcW w:type="dxa" w:w="1728"/>
+            <w:tcW w:type="dxa" w:w="1440"/>
           </w:tcPr>
           <w:p>
             <w:pPr>
@@ -1291,12 +2694,13 @@
               <w:rPr>
                 <w:sz w:val="20"/>
               </w:rPr>
+              <w:t>0.28 ± 0.02</w:t>
             </w:r>
           </w:p>
         </w:tc>
         <w:tc>
           <w:tcPr>
-            <w:tcW w:type="dxa" w:w="1728"/>
+            <w:tcW w:type="dxa" w:w="1440"/>
           </w:tcPr>
           <w:p>
             <w:pPr>
@@ -1306,6 +2710,23 @@
               <w:rPr>
                 <w:sz w:val="20"/>
               </w:rPr>
+              <w:t>0.85 ± 0.02</w:t>
+            </w:r>
+          </w:p>
+        </w:tc>
+        <w:tc>
+          <w:tcPr>
+            <w:tcW w:type="dxa" w:w="1440"/>
+          </w:tcPr>
+          <w:p>
+            <w:pPr>
+              <w:jc w:val="center"/>
+            </w:pPr>
+            <w:r>
+              <w:rPr>
+                <w:sz w:val="20"/>
+              </w:rPr>
+              <w:t>36940</w:t>
             </w:r>
           </w:p>
         </w:tc>
@@ -1313,7 +2734,23 @@
       <w:tr>
         <w:tc>
           <w:tcPr>
-            <w:tcW w:type="dxa" w:w="1728"/>
+            <w:tcW w:type="dxa" w:w="1440"/>
+          </w:tcPr>
+          <w:p>
+            <w:pPr>
+              <w:jc w:val="center"/>
+            </w:pPr>
+            <w:r>
+              <w:rPr>
+                <w:sz w:val="20"/>
+              </w:rPr>
+              <w:t>RBF</w:t>
+            </w:r>
+          </w:p>
+        </w:tc>
+        <w:tc>
+          <w:tcPr>
+            <w:tcW w:type="dxa" w:w="1440"/>
           </w:tcPr>
           <w:p>
             <w:pPr>
@@ -1329,23 +2766,7 @@
         </w:tc>
         <w:tc>
           <w:tcPr>
-            <w:tcW w:type="dxa" w:w="1728"/>
-          </w:tcPr>
-          <w:p>
-            <w:pPr>
-              <w:jc w:val="center"/>
-            </w:pPr>
-            <w:r>
-              <w:rPr>
-                <w:sz w:val="20"/>
-              </w:rPr>
-              <w:t>Matern32</w:t>
-            </w:r>
-          </w:p>
-        </w:tc>
-        <w:tc>
-          <w:tcPr>
-            <w:tcW w:type="dxa" w:w="1728"/>
+            <w:tcW w:type="dxa" w:w="1440"/>
           </w:tcPr>
           <w:p>
             <w:pPr>
@@ -1361,171 +2782,7 @@
         </w:tc>
         <w:tc>
           <w:tcPr>
-            <w:tcW w:type="dxa" w:w="1728"/>
-          </w:tcPr>
-          <w:p>
-            <w:pPr>
-              <w:jc w:val="center"/>
-            </w:pPr>
-            <w:r>
-              <w:rPr>
-                <w:sz w:val="20"/>
-              </w:rPr>
-              <w:t>0.33 ± 0.02</w:t>
-            </w:r>
-          </w:p>
-        </w:tc>
-        <w:tc>
-          <w:tcPr>
-            <w:tcW w:type="dxa" w:w="1728"/>
-          </w:tcPr>
-          <w:p>
-            <w:pPr>
-              <w:jc w:val="center"/>
-            </w:pPr>
-            <w:r>
-              <w:rPr>
-                <w:sz w:val="20"/>
-              </w:rPr>
-              <w:t>0.8 ± 0.02</w:t>
-            </w:r>
-          </w:p>
-        </w:tc>
-      </w:tr>
-      <w:tr>
-        <w:tc>
-          <w:tcPr>
-            <w:tcW w:type="dxa" w:w="1728"/>
-          </w:tcPr>
-          <w:p>
-            <w:pPr>
-              <w:jc w:val="center"/>
-            </w:pPr>
-            <w:r>
-              <w:rPr>
-                <w:sz w:val="20"/>
-              </w:rPr>
-              <w:t>Matern52</w:t>
-            </w:r>
-          </w:p>
-        </w:tc>
-        <w:tc>
-          <w:tcPr>
-            <w:tcW w:type="dxa" w:w="1728"/>
-          </w:tcPr>
-          <w:p>
-            <w:pPr>
-              <w:jc w:val="center"/>
-            </w:pPr>
-            <w:r>
-              <w:rPr>
-                <w:sz w:val="20"/>
-              </w:rPr>
-              <w:t>Matern52</w:t>
-            </w:r>
-          </w:p>
-        </w:tc>
-        <w:tc>
-          <w:tcPr>
-            <w:tcW w:type="dxa" w:w="1728"/>
-          </w:tcPr>
-          <w:p>
-            <w:pPr>
-              <w:jc w:val="center"/>
-            </w:pPr>
-            <w:r>
-              <w:rPr>
-                <w:sz w:val="20"/>
-              </w:rPr>
-              <w:t>sum</w:t>
-            </w:r>
-          </w:p>
-        </w:tc>
-        <w:tc>
-          <w:tcPr>
-            <w:tcW w:type="dxa" w:w="1728"/>
-          </w:tcPr>
-          <w:p>
-            <w:pPr>
-              <w:jc w:val="center"/>
-            </w:pPr>
-            <w:r>
-              <w:rPr>
-                <w:sz w:val="20"/>
-              </w:rPr>
-              <w:t>0.4 ± 0.03</w:t>
-            </w:r>
-          </w:p>
-        </w:tc>
-        <w:tc>
-          <w:tcPr>
-            <w:tcW w:type="dxa" w:w="1728"/>
-          </w:tcPr>
-          <w:p>
-            <w:pPr>
-              <w:jc w:val="center"/>
-            </w:pPr>
-            <w:r>
-              <w:rPr>
-                <w:sz w:val="20"/>
-              </w:rPr>
-              <w:t>0.7 ± 0.03</w:t>
-            </w:r>
-          </w:p>
-        </w:tc>
-      </w:tr>
-      <w:tr>
-        <w:tc>
-          <w:tcPr>
-            <w:tcW w:type="dxa" w:w="1728"/>
-          </w:tcPr>
-          <w:p>
-            <w:pPr>
-              <w:jc w:val="center"/>
-            </w:pPr>
-            <w:r>
-              <w:rPr>
-                <w:sz w:val="20"/>
-              </w:rPr>
-              <w:t>Matern52</w:t>
-            </w:r>
-          </w:p>
-        </w:tc>
-        <w:tc>
-          <w:tcPr>
-            <w:tcW w:type="dxa" w:w="1728"/>
-          </w:tcPr>
-          <w:p>
-            <w:pPr>
-              <w:jc w:val="center"/>
-            </w:pPr>
-            <w:r>
-              <w:rPr>
-                <w:sz w:val="20"/>
-              </w:rPr>
-              <w:t>Matern52</w:t>
-            </w:r>
-          </w:p>
-        </w:tc>
-        <w:tc>
-          <w:tcPr>
-            <w:tcW w:type="dxa" w:w="1728"/>
-          </w:tcPr>
-          <w:p>
-            <w:pPr>
-              <w:jc w:val="center"/>
-            </w:pPr>
-            <w:r>
-              <w:rPr>
-                <w:sz w:val="20"/>
-              </w:rPr>
-              <w:t>product</w:t>
-            </w:r>
-          </w:p>
-        </w:tc>
-        <w:tc>
-          <w:tcPr>
-            <w:tcW w:type="dxa" w:w="1728"/>
+            <w:tcW w:type="dxa" w:w="1440"/>
           </w:tcPr>
           <w:p>
             <w:pPr>
@@ -1540,72 +2797,7 @@
         </w:tc>
         <w:tc>
           <w:tcPr>
-            <w:tcW w:type="dxa" w:w="1728"/>
-          </w:tcPr>
-          <w:p>
-            <w:pPr>
-              <w:jc w:val="center"/>
-            </w:pPr>
-            <w:r>
-              <w:rPr>
-                <w:sz w:val="20"/>
-              </w:rPr>
-            </w:r>
-          </w:p>
-        </w:tc>
-      </w:tr>
-      <w:tr>
-        <w:tc>
-          <w:tcPr>
-            <w:tcW w:type="dxa" w:w="1728"/>
-          </w:tcPr>
-          <w:p>
-            <w:pPr>
-              <w:jc w:val="center"/>
-            </w:pPr>
-            <w:r>
-              <w:rPr>
-                <w:sz w:val="20"/>
-              </w:rPr>
-              <w:t>Matern52</w:t>
-            </w:r>
-          </w:p>
-        </w:tc>
-        <w:tc>
-          <w:tcPr>
-            <w:tcW w:type="dxa" w:w="1728"/>
-          </w:tcPr>
-          <w:p>
-            <w:pPr>
-              <w:jc w:val="center"/>
-            </w:pPr>
-            <w:r>
-              <w:rPr>
-                <w:sz w:val="20"/>
-              </w:rPr>
-              <w:t>Matern52</w:t>
-            </w:r>
-          </w:p>
-        </w:tc>
-        <w:tc>
-          <w:tcPr>
-            <w:tcW w:type="dxa" w:w="1728"/>
-          </w:tcPr>
-          <w:p>
-            <w:pPr>
-              <w:jc w:val="center"/>
-            </w:pPr>
-            <w:r>
-              <w:rPr>
-                <w:sz w:val="20"/>
-              </w:rPr>
-              <w:t>Av(co)*FP</w:t>
-            </w:r>
-          </w:p>
-        </w:tc>
-        <w:tc>
-          <w:tcPr>
-            <w:tcW w:type="dxa" w:w="1728"/>
+            <w:tcW w:type="dxa" w:w="1440"/>
           </w:tcPr>
           <w:p>
             <w:pPr>
@@ -1620,735 +2812,7 @@
         </w:tc>
         <w:tc>
           <w:tcPr>
-            <w:tcW w:type="dxa" w:w="1728"/>
-          </w:tcPr>
-          <w:p>
-            <w:pPr>
-              <w:jc w:val="center"/>
-            </w:pPr>
-            <w:r>
-              <w:rPr>
-                <w:sz w:val="20"/>
-              </w:rPr>
-            </w:r>
-          </w:p>
-        </w:tc>
-      </w:tr>
-      <w:tr>
-        <w:tc>
-          <w:tcPr>
-            <w:tcW w:type="dxa" w:w="1728"/>
-          </w:tcPr>
-          <w:p>
-            <w:pPr>
-              <w:jc w:val="center"/>
-            </w:pPr>
-            <w:r>
-              <w:rPr>
-                <w:sz w:val="20"/>
-              </w:rPr>
-              <w:t>RBF</w:t>
-            </w:r>
-          </w:p>
-        </w:tc>
-        <w:tc>
-          <w:tcPr>
-            <w:tcW w:type="dxa" w:w="1728"/>
-          </w:tcPr>
-          <w:p>
-            <w:pPr>
-              <w:jc w:val="center"/>
-            </w:pPr>
-            <w:r>
-              <w:rPr>
-                <w:sz w:val="20"/>
-              </w:rPr>
-              <w:t>RBF</w:t>
-            </w:r>
-          </w:p>
-        </w:tc>
-        <w:tc>
-          <w:tcPr>
-            <w:tcW w:type="dxa" w:w="1728"/>
-          </w:tcPr>
-          <w:p>
-            <w:pPr>
-              <w:jc w:val="center"/>
-            </w:pPr>
-            <w:r>
-              <w:rPr>
-                <w:sz w:val="20"/>
-              </w:rPr>
-              <w:t>sum</w:t>
-            </w:r>
-          </w:p>
-        </w:tc>
-        <w:tc>
-          <w:tcPr>
-            <w:tcW w:type="dxa" w:w="1728"/>
-          </w:tcPr>
-          <w:p>
-            <w:pPr>
-              <w:jc w:val="center"/>
-            </w:pPr>
-            <w:r>
-              <w:rPr>
-                <w:sz w:val="20"/>
-              </w:rPr>
-              <w:t>0.44 ± 0.02</w:t>
-            </w:r>
-          </w:p>
-        </w:tc>
-        <w:tc>
-          <w:tcPr>
-            <w:tcW w:type="dxa" w:w="1728"/>
-          </w:tcPr>
-          <w:p>
-            <w:pPr>
-              <w:jc w:val="center"/>
-            </w:pPr>
-            <w:r>
-              <w:rPr>
-                <w:sz w:val="20"/>
-              </w:rPr>
-              <w:t>0.64 ± 0.03</w:t>
-            </w:r>
-          </w:p>
-        </w:tc>
-      </w:tr>
-      <w:tr>
-        <w:tc>
-          <w:tcPr>
-            <w:tcW w:type="dxa" w:w="1728"/>
-          </w:tcPr>
-          <w:p>
-            <w:pPr>
-              <w:jc w:val="center"/>
-            </w:pPr>
-            <w:r>
-              <w:rPr>
-                <w:sz w:val="20"/>
-              </w:rPr>
-              <w:t>RBF</w:t>
-            </w:r>
-          </w:p>
-        </w:tc>
-        <w:tc>
-          <w:tcPr>
-            <w:tcW w:type="dxa" w:w="1728"/>
-          </w:tcPr>
-          <w:p>
-            <w:pPr>
-              <w:jc w:val="center"/>
-            </w:pPr>
-            <w:r>
-              <w:rPr>
-                <w:sz w:val="20"/>
-              </w:rPr>
-              <w:t>RBF</w:t>
-            </w:r>
-          </w:p>
-        </w:tc>
-        <w:tc>
-          <w:tcPr>
-            <w:tcW w:type="dxa" w:w="1728"/>
-          </w:tcPr>
-          <w:p>
-            <w:pPr>
-              <w:jc w:val="center"/>
-            </w:pPr>
-            <w:r>
-              <w:rPr>
-                <w:sz w:val="20"/>
-              </w:rPr>
-              <w:t>product</w:t>
-            </w:r>
-          </w:p>
-        </w:tc>
-        <w:tc>
-          <w:tcPr>
-            <w:tcW w:type="dxa" w:w="1728"/>
-          </w:tcPr>
-          <w:p>
-            <w:pPr>
-              <w:jc w:val="center"/>
-            </w:pPr>
-            <w:r>
-              <w:rPr>
-                <w:sz w:val="20"/>
-              </w:rPr>
-            </w:r>
-          </w:p>
-        </w:tc>
-        <w:tc>
-          <w:tcPr>
-            <w:tcW w:type="dxa" w:w="1728"/>
-          </w:tcPr>
-          <w:p>
-            <w:pPr>
-              <w:jc w:val="center"/>
-            </w:pPr>
-            <w:r>
-              <w:rPr>
-                <w:sz w:val="20"/>
-              </w:rPr>
-            </w:r>
-          </w:p>
-        </w:tc>
-      </w:tr>
-      <w:tr>
-        <w:tc>
-          <w:tcPr>
-            <w:tcW w:type="dxa" w:w="1728"/>
-          </w:tcPr>
-          <w:p>
-            <w:pPr>
-              <w:jc w:val="center"/>
-            </w:pPr>
-            <w:r>
-              <w:rPr>
-                <w:sz w:val="20"/>
-              </w:rPr>
-              <w:t>RBF</w:t>
-            </w:r>
-          </w:p>
-        </w:tc>
-        <w:tc>
-          <w:tcPr>
-            <w:tcW w:type="dxa" w:w="1728"/>
-          </w:tcPr>
-          <w:p>
-            <w:pPr>
-              <w:jc w:val="center"/>
-            </w:pPr>
-            <w:r>
-              <w:rPr>
-                <w:sz w:val="20"/>
-              </w:rPr>
-              <w:t>RBF</w:t>
-            </w:r>
-          </w:p>
-        </w:tc>
-        <w:tc>
-          <w:tcPr>
-            <w:tcW w:type="dxa" w:w="1728"/>
-          </w:tcPr>
-          <w:p>
-            <w:pPr>
-              <w:jc w:val="center"/>
-            </w:pPr>
-            <w:r>
-              <w:rPr>
-                <w:sz w:val="20"/>
-              </w:rPr>
-              <w:t>Av(co)*FP</w:t>
-            </w:r>
-          </w:p>
-        </w:tc>
-        <w:tc>
-          <w:tcPr>
-            <w:tcW w:type="dxa" w:w="1728"/>
-          </w:tcPr>
-          <w:p>
-            <w:pPr>
-              <w:jc w:val="center"/>
-            </w:pPr>
-            <w:r>
-              <w:rPr>
-                <w:sz w:val="20"/>
-              </w:rPr>
-            </w:r>
-          </w:p>
-        </w:tc>
-        <w:tc>
-          <w:tcPr>
-            <w:tcW w:type="dxa" w:w="1728"/>
-          </w:tcPr>
-          <w:p>
-            <w:pPr>
-              <w:jc w:val="center"/>
-            </w:pPr>
-            <w:r>
-              <w:rPr>
-                <w:sz w:val="20"/>
-              </w:rPr>
-            </w:r>
-          </w:p>
-        </w:tc>
-      </w:tr>
-      <w:tr>
-        <w:tc>
-          <w:tcPr>
-            <w:tcW w:type="dxa" w:w="1728"/>
-          </w:tcPr>
-          <w:p>
-            <w:pPr>
-              <w:jc w:val="center"/>
-            </w:pPr>
-            <w:r>
-              <w:rPr>
-                <w:sz w:val="20"/>
-              </w:rPr>
-              <w:t>RBF</w:t>
-            </w:r>
-          </w:p>
-        </w:tc>
-        <w:tc>
-          <w:tcPr>
-            <w:tcW w:type="dxa" w:w="1728"/>
-          </w:tcPr>
-          <w:p>
-            <w:pPr>
-              <w:jc w:val="center"/>
-            </w:pPr>
-            <w:r>
-              <w:rPr>
-                <w:sz w:val="20"/>
-              </w:rPr>
-              <w:t>Matern32</w:t>
-            </w:r>
-          </w:p>
-        </w:tc>
-        <w:tc>
-          <w:tcPr>
-            <w:tcW w:type="dxa" w:w="1728"/>
-          </w:tcPr>
-          <w:p>
-            <w:pPr>
-              <w:jc w:val="center"/>
-            </w:pPr>
-            <w:r>
-              <w:rPr>
-                <w:sz w:val="20"/>
-              </w:rPr>
-              <w:t>sum</w:t>
-            </w:r>
-          </w:p>
-        </w:tc>
-        <w:tc>
-          <w:tcPr>
-            <w:tcW w:type="dxa" w:w="1728"/>
-          </w:tcPr>
-          <w:p>
-            <w:pPr>
-              <w:jc w:val="center"/>
-            </w:pPr>
-            <w:r>
-              <w:rPr>
-                <w:sz w:val="20"/>
-              </w:rPr>
-              <w:t>0.44 ± 0.02</w:t>
-            </w:r>
-          </w:p>
-        </w:tc>
-        <w:tc>
-          <w:tcPr>
-            <w:tcW w:type="dxa" w:w="1728"/>
-          </w:tcPr>
-          <w:p>
-            <w:pPr>
-              <w:jc w:val="center"/>
-            </w:pPr>
-            <w:r>
-              <w:rPr>
-                <w:sz w:val="20"/>
-              </w:rPr>
-              <w:t>0.64 ± 0.03</w:t>
-            </w:r>
-          </w:p>
-        </w:tc>
-      </w:tr>
-      <w:tr>
-        <w:tc>
-          <w:tcPr>
-            <w:tcW w:type="dxa" w:w="1728"/>
-          </w:tcPr>
-          <w:p>
-            <w:pPr>
-              <w:jc w:val="center"/>
-            </w:pPr>
-            <w:r>
-              <w:rPr>
-                <w:sz w:val="20"/>
-              </w:rPr>
-              <w:t>RBF</w:t>
-            </w:r>
-          </w:p>
-        </w:tc>
-        <w:tc>
-          <w:tcPr>
-            <w:tcW w:type="dxa" w:w="1728"/>
-          </w:tcPr>
-          <w:p>
-            <w:pPr>
-              <w:jc w:val="center"/>
-            </w:pPr>
-            <w:r>
-              <w:rPr>
-                <w:sz w:val="20"/>
-              </w:rPr>
-              <w:t>Matern32</w:t>
-            </w:r>
-          </w:p>
-        </w:tc>
-        <w:tc>
-          <w:tcPr>
-            <w:tcW w:type="dxa" w:w="1728"/>
-          </w:tcPr>
-          <w:p>
-            <w:pPr>
-              <w:jc w:val="center"/>
-            </w:pPr>
-            <w:r>
-              <w:rPr>
-                <w:sz w:val="20"/>
-              </w:rPr>
-              <w:t>product</w:t>
-            </w:r>
-          </w:p>
-        </w:tc>
-        <w:tc>
-          <w:tcPr>
-            <w:tcW w:type="dxa" w:w="1728"/>
-          </w:tcPr>
-          <w:p>
-            <w:pPr>
-              <w:jc w:val="center"/>
-            </w:pPr>
-            <w:r>
-              <w:rPr>
-                <w:sz w:val="20"/>
-              </w:rPr>
-            </w:r>
-          </w:p>
-        </w:tc>
-        <w:tc>
-          <w:tcPr>
-            <w:tcW w:type="dxa" w:w="1728"/>
-          </w:tcPr>
-          <w:p>
-            <w:pPr>
-              <w:jc w:val="center"/>
-            </w:pPr>
-            <w:r>
-              <w:rPr>
-                <w:sz w:val="20"/>
-              </w:rPr>
-            </w:r>
-          </w:p>
-        </w:tc>
-      </w:tr>
-      <w:tr>
-        <w:tc>
-          <w:tcPr>
-            <w:tcW w:type="dxa" w:w="1728"/>
-          </w:tcPr>
-          <w:p>
-            <w:pPr>
-              <w:jc w:val="center"/>
-            </w:pPr>
-            <w:r>
-              <w:rPr>
-                <w:sz w:val="20"/>
-              </w:rPr>
-              <w:t>RBF</w:t>
-            </w:r>
-          </w:p>
-        </w:tc>
-        <w:tc>
-          <w:tcPr>
-            <w:tcW w:type="dxa" w:w="1728"/>
-          </w:tcPr>
-          <w:p>
-            <w:pPr>
-              <w:jc w:val="center"/>
-            </w:pPr>
-            <w:r>
-              <w:rPr>
-                <w:sz w:val="20"/>
-              </w:rPr>
-              <w:t>Matern32</w:t>
-            </w:r>
-          </w:p>
-        </w:tc>
-        <w:tc>
-          <w:tcPr>
-            <w:tcW w:type="dxa" w:w="1728"/>
-          </w:tcPr>
-          <w:p>
-            <w:pPr>
-              <w:jc w:val="center"/>
-            </w:pPr>
-            <w:r>
-              <w:rPr>
-                <w:sz w:val="20"/>
-              </w:rPr>
-              <w:t>Av(co)*FP</w:t>
-            </w:r>
-          </w:p>
-        </w:tc>
-        <w:tc>
-          <w:tcPr>
-            <w:tcW w:type="dxa" w:w="1728"/>
-          </w:tcPr>
-          <w:p>
-            <w:pPr>
-              <w:jc w:val="center"/>
-            </w:pPr>
-            <w:r>
-              <w:rPr>
-                <w:sz w:val="20"/>
-              </w:rPr>
-              <w:t>0.34 ± 0.01</w:t>
-            </w:r>
-          </w:p>
-        </w:tc>
-        <w:tc>
-          <w:tcPr>
-            <w:tcW w:type="dxa" w:w="1728"/>
-          </w:tcPr>
-          <w:p>
-            <w:pPr>
-              <w:jc w:val="center"/>
-            </w:pPr>
-            <w:r>
-              <w:rPr>
-                <w:sz w:val="20"/>
-              </w:rPr>
-              <w:t>0.78 ± 0.02</w:t>
-            </w:r>
-          </w:p>
-        </w:tc>
-      </w:tr>
-      <w:tr>
-        <w:tc>
-          <w:tcPr>
-            <w:tcW w:type="dxa" w:w="1728"/>
-          </w:tcPr>
-          <w:p>
-            <w:pPr>
-              <w:jc w:val="center"/>
-            </w:pPr>
-            <w:r>
-              <w:rPr>
-                <w:sz w:val="20"/>
-              </w:rPr>
-              <w:t>RBF</w:t>
-            </w:r>
-          </w:p>
-        </w:tc>
-        <w:tc>
-          <w:tcPr>
-            <w:tcW w:type="dxa" w:w="1728"/>
-          </w:tcPr>
-          <w:p>
-            <w:pPr>
-              <w:jc w:val="center"/>
-            </w:pPr>
-            <w:r>
-              <w:rPr>
-                <w:sz w:val="20"/>
-              </w:rPr>
-              <w:t>Matern52</w:t>
-            </w:r>
-          </w:p>
-        </w:tc>
-        <w:tc>
-          <w:tcPr>
-            <w:tcW w:type="dxa" w:w="1728"/>
-          </w:tcPr>
-          <w:p>
-            <w:pPr>
-              <w:jc w:val="center"/>
-            </w:pPr>
-            <w:r>
-              <w:rPr>
-                <w:sz w:val="20"/>
-              </w:rPr>
-              <w:t>sum</w:t>
-            </w:r>
-          </w:p>
-        </w:tc>
-        <w:tc>
-          <w:tcPr>
-            <w:tcW w:type="dxa" w:w="1728"/>
-          </w:tcPr>
-          <w:p>
-            <w:pPr>
-              <w:jc w:val="center"/>
-            </w:pPr>
-            <w:r>
-              <w:rPr>
-                <w:sz w:val="20"/>
-              </w:rPr>
-              <w:t>0.44 ± 0.02</w:t>
-            </w:r>
-          </w:p>
-        </w:tc>
-        <w:tc>
-          <w:tcPr>
-            <w:tcW w:type="dxa" w:w="1728"/>
-          </w:tcPr>
-          <w:p>
-            <w:pPr>
-              <w:jc w:val="center"/>
-            </w:pPr>
-            <w:r>
-              <w:rPr>
-                <w:sz w:val="20"/>
-              </w:rPr>
-              <w:t>0.64 ± 0.03</w:t>
-            </w:r>
-          </w:p>
-        </w:tc>
-      </w:tr>
-      <w:tr>
-        <w:tc>
-          <w:tcPr>
-            <w:tcW w:type="dxa" w:w="1728"/>
-          </w:tcPr>
-          <w:p>
-            <w:pPr>
-              <w:jc w:val="center"/>
-            </w:pPr>
-            <w:r>
-              <w:rPr>
-                <w:sz w:val="20"/>
-              </w:rPr>
-              <w:t>RBF</w:t>
-            </w:r>
-          </w:p>
-        </w:tc>
-        <w:tc>
-          <w:tcPr>
-            <w:tcW w:type="dxa" w:w="1728"/>
-          </w:tcPr>
-          <w:p>
-            <w:pPr>
-              <w:jc w:val="center"/>
-            </w:pPr>
-            <w:r>
-              <w:rPr>
-                <w:sz w:val="20"/>
-              </w:rPr>
-              <w:t>Matern52</w:t>
-            </w:r>
-          </w:p>
-        </w:tc>
-        <w:tc>
-          <w:tcPr>
-            <w:tcW w:type="dxa" w:w="1728"/>
-          </w:tcPr>
-          <w:p>
-            <w:pPr>
-              <w:jc w:val="center"/>
-            </w:pPr>
-            <w:r>
-              <w:rPr>
-                <w:sz w:val="20"/>
-              </w:rPr>
-              <w:t>product</w:t>
-            </w:r>
-          </w:p>
-        </w:tc>
-        <w:tc>
-          <w:tcPr>
-            <w:tcW w:type="dxa" w:w="1728"/>
-          </w:tcPr>
-          <w:p>
-            <w:pPr>
-              <w:jc w:val="center"/>
-            </w:pPr>
-            <w:r>
-              <w:rPr>
-                <w:sz w:val="20"/>
-              </w:rPr>
-            </w:r>
-          </w:p>
-        </w:tc>
-        <w:tc>
-          <w:tcPr>
-            <w:tcW w:type="dxa" w:w="1728"/>
-          </w:tcPr>
-          <w:p>
-            <w:pPr>
-              <w:jc w:val="center"/>
-            </w:pPr>
-            <w:r>
-              <w:rPr>
-                <w:sz w:val="20"/>
-              </w:rPr>
-            </w:r>
-          </w:p>
-        </w:tc>
-      </w:tr>
-      <w:tr>
-        <w:tc>
-          <w:tcPr>
-            <w:tcW w:type="dxa" w:w="1728"/>
-          </w:tcPr>
-          <w:p>
-            <w:pPr>
-              <w:jc w:val="center"/>
-            </w:pPr>
-            <w:r>
-              <w:rPr>
-                <w:sz w:val="20"/>
-              </w:rPr>
-              <w:t>RBF</w:t>
-            </w:r>
-          </w:p>
-        </w:tc>
-        <w:tc>
-          <w:tcPr>
-            <w:tcW w:type="dxa" w:w="1728"/>
-          </w:tcPr>
-          <w:p>
-            <w:pPr>
-              <w:jc w:val="center"/>
-            </w:pPr>
-            <w:r>
-              <w:rPr>
-                <w:sz w:val="20"/>
-              </w:rPr>
-              <w:t>Matern52</w:t>
-            </w:r>
-          </w:p>
-        </w:tc>
-        <w:tc>
-          <w:tcPr>
-            <w:tcW w:type="dxa" w:w="1728"/>
-          </w:tcPr>
-          <w:p>
-            <w:pPr>
-              <w:jc w:val="center"/>
-            </w:pPr>
-            <w:r>
-              <w:rPr>
-                <w:sz w:val="20"/>
-              </w:rPr>
-              <w:t>Av(co)*FP</w:t>
-            </w:r>
-          </w:p>
-        </w:tc>
-        <w:tc>
-          <w:tcPr>
-            <w:tcW w:type="dxa" w:w="1728"/>
-          </w:tcPr>
-          <w:p>
-            <w:pPr>
-              <w:jc w:val="center"/>
-            </w:pPr>
-            <w:r>
-              <w:rPr>
-                <w:sz w:val="20"/>
-              </w:rPr>
-            </w:r>
-          </w:p>
-        </w:tc>
-        <w:tc>
-          <w:tcPr>
-            <w:tcW w:type="dxa" w:w="1728"/>
+            <w:tcW w:type="dxa" w:w="1440"/>
           </w:tcPr>
           <w:p>
             <w:pPr>

--- a/results/Machine Learning for Polymer Design to Enhance Pervaporation-Based Organic Recovery/target_log (Total flux)/tabular results/baseline_kernel(ARD)_combination_scores.docx
+++ b/results/Machine Learning for Polymer Design to Enhance Pervaporation-Based Organic Recovery/target_log (Total flux)/tabular results/baseline_kernel(ARD)_combination_scores.docx
@@ -9,17 +9,20 @@
         <w:tblLook w:firstColumn="1" w:firstRow="1" w:lastColumn="0" w:lastRow="0" w:noHBand="0" w:noVBand="1" w:val="04A0"/>
       </w:tblPr>
       <w:tblGrid>
-        <w:gridCol w:w="1440"/>
-        <w:gridCol w:w="1440"/>
-        <w:gridCol w:w="1440"/>
-        <w:gridCol w:w="1440"/>
-        <w:gridCol w:w="1440"/>
-        <w:gridCol w:w="1440"/>
+        <w:gridCol w:w="960"/>
+        <w:gridCol w:w="960"/>
+        <w:gridCol w:w="960"/>
+        <w:gridCol w:w="960"/>
+        <w:gridCol w:w="960"/>
+        <w:gridCol w:w="960"/>
+        <w:gridCol w:w="960"/>
+        <w:gridCol w:w="960"/>
+        <w:gridCol w:w="960"/>
       </w:tblGrid>
       <w:tr>
         <w:tc>
           <w:tcPr>
-            <w:tcW w:type="dxa" w:w="4320"/>
+            <w:tcW w:type="dxa" w:w="2880"/>
             <w:gridSpan w:val="3"/>
           </w:tcPr>
           <w:p>
@@ -36,7 +39,7 @@
         </w:tc>
         <w:tc>
           <w:tcPr>
-            <w:tcW w:type="dxa" w:w="4320"/>
+            <w:tcW w:type="dxa" w:w="2880"/>
             <w:gridSpan w:val="3"/>
           </w:tcPr>
           <w:p>
@@ -47,7 +50,24 @@
               <w:rPr>
                 <w:sz w:val="20"/>
               </w:rPr>
-              <w:t>GP pyro</w:t>
+              <w:t>GPyro HMC</w:t>
+            </w:r>
+          </w:p>
+        </w:tc>
+        <w:tc>
+          <w:tcPr>
+            <w:tcW w:type="dxa" w:w="2880"/>
+            <w:gridSpan w:val="3"/>
+          </w:tcPr>
+          <w:p>
+            <w:pPr>
+              <w:jc w:val="center"/>
+            </w:pPr>
+            <w:r>
+              <w:rPr>
+                <w:sz w:val="20"/>
+              </w:rPr>
+              <w:t>GPyTorch MAP</w:t>
             </w:r>
           </w:p>
         </w:tc>
@@ -55,7 +75,7 @@
       <w:tr>
         <w:tc>
           <w:tcPr>
-            <w:tcW w:type="dxa" w:w="2880"/>
+            <w:tcW w:type="dxa" w:w="1920"/>
             <w:gridSpan w:val="2"/>
           </w:tcPr>
           <w:p>
@@ -72,7 +92,7 @@
         </w:tc>
         <w:tc>
           <w:tcPr>
-            <w:tcW w:type="dxa" w:w="1440"/>
+            <w:tcW w:type="dxa" w:w="960"/>
             <w:vMerge w:val="restart"/>
           </w:tcPr>
           <w:p>
@@ -89,7 +109,7 @@
         </w:tc>
         <w:tc>
           <w:tcPr>
-            <w:tcW w:type="dxa" w:w="1440"/>
+            <w:tcW w:type="dxa" w:w="960"/>
             <w:vMerge w:val="restart"/>
           </w:tcPr>
           <w:p>
@@ -106,7 +126,7 @@
         </w:tc>
         <w:tc>
           <w:tcPr>
-            <w:tcW w:type="dxa" w:w="1440"/>
+            <w:tcW w:type="dxa" w:w="960"/>
             <w:vMerge w:val="restart"/>
           </w:tcPr>
           <w:p>
@@ -123,7 +143,58 @@
         </w:tc>
         <w:tc>
           <w:tcPr>
-            <w:tcW w:type="dxa" w:w="1440"/>
+            <w:tcW w:type="dxa" w:w="960"/>
+            <w:vMerge w:val="restart"/>
+          </w:tcPr>
+          <w:p>
+            <w:pPr>
+              <w:jc w:val="center"/>
+            </w:pPr>
+            <w:r>
+              <w:rPr>
+                <w:sz w:val="20"/>
+              </w:rPr>
+              <w:t>Run time (sec)</w:t>
+            </w:r>
+          </w:p>
+        </w:tc>
+        <w:tc>
+          <w:tcPr>
+            <w:tcW w:type="dxa" w:w="960"/>
+            <w:vMerge w:val="restart"/>
+          </w:tcPr>
+          <w:p>
+            <w:pPr>
+              <w:jc w:val="center"/>
+            </w:pPr>
+            <w:r>
+              <w:rPr>
+                <w:sz w:val="20"/>
+              </w:rPr>
+              <w:t>RMSE</w:t>
+            </w:r>
+          </w:p>
+        </w:tc>
+        <w:tc>
+          <w:tcPr>
+            <w:tcW w:type="dxa" w:w="960"/>
+            <w:vMerge w:val="restart"/>
+          </w:tcPr>
+          <w:p>
+            <w:pPr>
+              <w:jc w:val="center"/>
+            </w:pPr>
+            <w:r>
+              <w:rPr>
+                <w:sz w:val="20"/>
+              </w:rPr>
+              <w:t>R²</w:t>
+            </w:r>
+          </w:p>
+        </w:tc>
+        <w:tc>
+          <w:tcPr>
+            <w:tcW w:type="dxa" w:w="960"/>
             <w:vMerge w:val="restart"/>
           </w:tcPr>
           <w:p>
@@ -142,7 +213,7 @@
       <w:tr>
         <w:tc>
           <w:tcPr>
-            <w:tcW w:type="dxa" w:w="1440"/>
+            <w:tcW w:type="dxa" w:w="960"/>
           </w:tcPr>
           <w:p>
             <w:pPr>
@@ -158,7 +229,7 @@
         </w:tc>
         <w:tc>
           <w:tcPr>
-            <w:tcW w:type="dxa" w:w="1440"/>
+            <w:tcW w:type="dxa" w:w="960"/>
           </w:tcPr>
           <w:p>
             <w:pPr>
@@ -174,28 +245,49 @@
         </w:tc>
         <w:tc>
           <w:tcPr>
-            <w:tcW w:type="dxa" w:w="1440"/>
+            <w:tcW w:type="dxa" w:w="960"/>
             <w:vMerge/>
           </w:tcPr>
           <w:p/>
         </w:tc>
         <w:tc>
           <w:tcPr>
-            <w:tcW w:type="dxa" w:w="1440"/>
+            <w:tcW w:type="dxa" w:w="960"/>
             <w:vMerge/>
           </w:tcPr>
           <w:p/>
         </w:tc>
         <w:tc>
           <w:tcPr>
-            <w:tcW w:type="dxa" w:w="1440"/>
+            <w:tcW w:type="dxa" w:w="960"/>
             <w:vMerge/>
           </w:tcPr>
           <w:p/>
         </w:tc>
         <w:tc>
           <w:tcPr>
-            <w:tcW w:type="dxa" w:w="1440"/>
+            <w:tcW w:type="dxa" w:w="960"/>
+            <w:vMerge/>
+          </w:tcPr>
+          <w:p/>
+        </w:tc>
+        <w:tc>
+          <w:tcPr>
+            <w:tcW w:type="dxa" w:w="960"/>
+            <w:vMerge/>
+          </w:tcPr>
+          <w:p/>
+        </w:tc>
+        <w:tc>
+          <w:tcPr>
+            <w:tcW w:type="dxa" w:w="960"/>
+            <w:vMerge/>
+          </w:tcPr>
+          <w:p/>
+        </w:tc>
+        <w:tc>
+          <w:tcPr>
+            <w:tcW w:type="dxa" w:w="960"/>
             <w:vMerge/>
           </w:tcPr>
           <w:p/>
@@ -204,7 +296,7 @@
       <w:tr>
         <w:tc>
           <w:tcPr>
-            <w:tcW w:type="dxa" w:w="1440"/>
+            <w:tcW w:type="dxa" w:w="960"/>
           </w:tcPr>
           <w:p>
             <w:pPr>
@@ -220,7 +312,7 @@
         </w:tc>
         <w:tc>
           <w:tcPr>
-            <w:tcW w:type="dxa" w:w="1440"/>
+            <w:tcW w:type="dxa" w:w="960"/>
           </w:tcPr>
           <w:p>
             <w:pPr>
@@ -236,7 +328,7 @@
         </w:tc>
         <w:tc>
           <w:tcPr>
-            <w:tcW w:type="dxa" w:w="1440"/>
+            <w:tcW w:type="dxa" w:w="960"/>
           </w:tcPr>
           <w:p>
             <w:pPr>
@@ -252,7 +344,7 @@
         </w:tc>
         <w:tc>
           <w:tcPr>
-            <w:tcW w:type="dxa" w:w="1440"/>
+            <w:tcW w:type="dxa" w:w="960"/>
           </w:tcPr>
           <w:p>
             <w:pPr>
@@ -268,7 +360,7 @@
         </w:tc>
         <w:tc>
           <w:tcPr>
-            <w:tcW w:type="dxa" w:w="1440"/>
+            <w:tcW w:type="dxa" w:w="960"/>
           </w:tcPr>
           <w:p>
             <w:pPr>
@@ -284,7 +376,7 @@
         </w:tc>
         <w:tc>
           <w:tcPr>
-            <w:tcW w:type="dxa" w:w="1440"/>
+            <w:tcW w:type="dxa" w:w="960"/>
           </w:tcPr>
           <w:p>
             <w:pPr>
@@ -298,11 +390,59 @@
             </w:r>
           </w:p>
         </w:tc>
+        <w:tc>
+          <w:tcPr>
+            <w:tcW w:type="dxa" w:w="960"/>
+          </w:tcPr>
+          <w:p>
+            <w:pPr>
+              <w:jc w:val="center"/>
+            </w:pPr>
+            <w:r>
+              <w:rPr>
+                <w:sz w:val="20"/>
+              </w:rPr>
+              <w:t>0.35 ± 0.01</w:t>
+            </w:r>
+          </w:p>
+        </w:tc>
+        <w:tc>
+          <w:tcPr>
+            <w:tcW w:type="dxa" w:w="960"/>
+          </w:tcPr>
+          <w:p>
+            <w:pPr>
+              <w:jc w:val="center"/>
+            </w:pPr>
+            <w:r>
+              <w:rPr>
+                <w:sz w:val="20"/>
+              </w:rPr>
+              <w:t>0.77 ± 0.02</w:t>
+            </w:r>
+          </w:p>
+        </w:tc>
+        <w:tc>
+          <w:tcPr>
+            <w:tcW w:type="dxa" w:w="960"/>
+          </w:tcPr>
+          <w:p>
+            <w:pPr>
+              <w:jc w:val="center"/>
+            </w:pPr>
+            <w:r>
+              <w:rPr>
+                <w:sz w:val="20"/>
+              </w:rPr>
+              <w:t>895</w:t>
+            </w:r>
+          </w:p>
+        </w:tc>
       </w:tr>
       <w:tr>
         <w:tc>
           <w:tcPr>
-            <w:tcW w:type="dxa" w:w="1440"/>
+            <w:tcW w:type="dxa" w:w="960"/>
           </w:tcPr>
           <w:p>
             <w:pPr>
@@ -318,7 +458,7 @@
         </w:tc>
         <w:tc>
           <w:tcPr>
-            <w:tcW w:type="dxa" w:w="1440"/>
+            <w:tcW w:type="dxa" w:w="960"/>
           </w:tcPr>
           <w:p>
             <w:pPr>
@@ -334,7 +474,7 @@
         </w:tc>
         <w:tc>
           <w:tcPr>
-            <w:tcW w:type="dxa" w:w="1440"/>
+            <w:tcW w:type="dxa" w:w="960"/>
           </w:tcPr>
           <w:p>
             <w:pPr>
@@ -350,7 +490,7 @@
         </w:tc>
         <w:tc>
           <w:tcPr>
-            <w:tcW w:type="dxa" w:w="1440"/>
+            <w:tcW w:type="dxa" w:w="960"/>
           </w:tcPr>
           <w:p>
             <w:pPr>
@@ -365,7 +505,7 @@
         </w:tc>
         <w:tc>
           <w:tcPr>
-            <w:tcW w:type="dxa" w:w="1440"/>
+            <w:tcW w:type="dxa" w:w="960"/>
           </w:tcPr>
           <w:p>
             <w:pPr>
@@ -380,7 +520,7 @@
         </w:tc>
         <w:tc>
           <w:tcPr>
-            <w:tcW w:type="dxa" w:w="1440"/>
+            <w:tcW w:type="dxa" w:w="960"/>
           </w:tcPr>
           <w:p>
             <w:pPr>
@@ -393,11 +533,59 @@
             </w:r>
           </w:p>
         </w:tc>
+        <w:tc>
+          <w:tcPr>
+            <w:tcW w:type="dxa" w:w="960"/>
+          </w:tcPr>
+          <w:p>
+            <w:pPr>
+              <w:jc w:val="center"/>
+            </w:pPr>
+            <w:r>
+              <w:rPr>
+                <w:sz w:val="20"/>
+              </w:rPr>
+              <w:t>0.26 ± 0.02</w:t>
+            </w:r>
+          </w:p>
+        </w:tc>
+        <w:tc>
+          <w:tcPr>
+            <w:tcW w:type="dxa" w:w="960"/>
+          </w:tcPr>
+          <w:p>
+            <w:pPr>
+              <w:jc w:val="center"/>
+            </w:pPr>
+            <w:r>
+              <w:rPr>
+                <w:sz w:val="20"/>
+              </w:rPr>
+              <w:t>0.87 ± 0.02</w:t>
+            </w:r>
+          </w:p>
+        </w:tc>
+        <w:tc>
+          <w:tcPr>
+            <w:tcW w:type="dxa" w:w="960"/>
+          </w:tcPr>
+          <w:p>
+            <w:pPr>
+              <w:jc w:val="center"/>
+            </w:pPr>
+            <w:r>
+              <w:rPr>
+                <w:sz w:val="20"/>
+              </w:rPr>
+              <w:t>625</w:t>
+            </w:r>
+          </w:p>
+        </w:tc>
       </w:tr>
       <w:tr>
         <w:tc>
           <w:tcPr>
-            <w:tcW w:type="dxa" w:w="1440"/>
+            <w:tcW w:type="dxa" w:w="960"/>
           </w:tcPr>
           <w:p>
             <w:pPr>
@@ -413,7 +601,7 @@
         </w:tc>
         <w:tc>
           <w:tcPr>
-            <w:tcW w:type="dxa" w:w="1440"/>
+            <w:tcW w:type="dxa" w:w="960"/>
           </w:tcPr>
           <w:p>
             <w:pPr>
@@ -429,7 +617,7 @@
         </w:tc>
         <w:tc>
           <w:tcPr>
-            <w:tcW w:type="dxa" w:w="1440"/>
+            <w:tcW w:type="dxa" w:w="960"/>
           </w:tcPr>
           <w:p>
             <w:pPr>
@@ -445,7 +633,7 @@
         </w:tc>
         <w:tc>
           <w:tcPr>
-            <w:tcW w:type="dxa" w:w="1440"/>
+            <w:tcW w:type="dxa" w:w="960"/>
           </w:tcPr>
           <w:p>
             <w:pPr>
@@ -460,7 +648,7 @@
         </w:tc>
         <w:tc>
           <w:tcPr>
-            <w:tcW w:type="dxa" w:w="1440"/>
+            <w:tcW w:type="dxa" w:w="960"/>
           </w:tcPr>
           <w:p>
             <w:pPr>
@@ -475,7 +663,7 @@
         </w:tc>
         <w:tc>
           <w:tcPr>
-            <w:tcW w:type="dxa" w:w="1440"/>
+            <w:tcW w:type="dxa" w:w="960"/>
           </w:tcPr>
           <w:p>
             <w:pPr>
@@ -488,11 +676,59 @@
             </w:r>
           </w:p>
         </w:tc>
+        <w:tc>
+          <w:tcPr>
+            <w:tcW w:type="dxa" w:w="960"/>
+          </w:tcPr>
+          <w:p>
+            <w:pPr>
+              <w:jc w:val="center"/>
+            </w:pPr>
+            <w:r>
+              <w:rPr>
+                <w:sz w:val="20"/>
+              </w:rPr>
+              <w:t>0.3 ± 0.03</w:t>
+            </w:r>
+          </w:p>
+        </w:tc>
+        <w:tc>
+          <w:tcPr>
+            <w:tcW w:type="dxa" w:w="960"/>
+          </w:tcPr>
+          <w:p>
+            <w:pPr>
+              <w:jc w:val="center"/>
+            </w:pPr>
+            <w:r>
+              <w:rPr>
+                <w:sz w:val="20"/>
+              </w:rPr>
+              <w:t>0.83 ± 0.03</w:t>
+            </w:r>
+          </w:p>
+        </w:tc>
+        <w:tc>
+          <w:tcPr>
+            <w:tcW w:type="dxa" w:w="960"/>
+          </w:tcPr>
+          <w:p>
+            <w:pPr>
+              <w:jc w:val="center"/>
+            </w:pPr>
+            <w:r>
+              <w:rPr>
+                <w:sz w:val="20"/>
+              </w:rPr>
+              <w:t>527</w:t>
+            </w:r>
+          </w:p>
+        </w:tc>
       </w:tr>
       <w:tr>
         <w:tc>
           <w:tcPr>
-            <w:tcW w:type="dxa" w:w="1440"/>
+            <w:tcW w:type="dxa" w:w="960"/>
           </w:tcPr>
           <w:p>
             <w:pPr>
@@ -508,7 +744,7 @@
         </w:tc>
         <w:tc>
           <w:tcPr>
-            <w:tcW w:type="dxa" w:w="1440"/>
+            <w:tcW w:type="dxa" w:w="960"/>
           </w:tcPr>
           <w:p>
             <w:pPr>
@@ -524,7 +760,7 @@
         </w:tc>
         <w:tc>
           <w:tcPr>
-            <w:tcW w:type="dxa" w:w="1440"/>
+            <w:tcW w:type="dxa" w:w="960"/>
           </w:tcPr>
           <w:p>
             <w:pPr>
@@ -540,7 +776,7 @@
         </w:tc>
         <w:tc>
           <w:tcPr>
-            <w:tcW w:type="dxa" w:w="1440"/>
+            <w:tcW w:type="dxa" w:w="960"/>
           </w:tcPr>
           <w:p>
             <w:pPr>
@@ -556,7 +792,7 @@
         </w:tc>
         <w:tc>
           <w:tcPr>
-            <w:tcW w:type="dxa" w:w="1440"/>
+            <w:tcW w:type="dxa" w:w="960"/>
           </w:tcPr>
           <w:p>
             <w:pPr>
@@ -572,7 +808,7 @@
         </w:tc>
         <w:tc>
           <w:tcPr>
-            <w:tcW w:type="dxa" w:w="1440"/>
+            <w:tcW w:type="dxa" w:w="960"/>
           </w:tcPr>
           <w:p>
             <w:pPr>
@@ -586,11 +822,59 @@
             </w:r>
           </w:p>
         </w:tc>
+        <w:tc>
+          <w:tcPr>
+            <w:tcW w:type="dxa" w:w="960"/>
+          </w:tcPr>
+          <w:p>
+            <w:pPr>
+              <w:jc w:val="center"/>
+            </w:pPr>
+            <w:r>
+              <w:rPr>
+                <w:sz w:val="20"/>
+              </w:rPr>
+              <w:t>0.35 ± 0.01</w:t>
+            </w:r>
+          </w:p>
+        </w:tc>
+        <w:tc>
+          <w:tcPr>
+            <w:tcW w:type="dxa" w:w="960"/>
+          </w:tcPr>
+          <w:p>
+            <w:pPr>
+              <w:jc w:val="center"/>
+            </w:pPr>
+            <w:r>
+              <w:rPr>
+                <w:sz w:val="20"/>
+              </w:rPr>
+              <w:t>0.77 ± 0.02</w:t>
+            </w:r>
+          </w:p>
+        </w:tc>
+        <w:tc>
+          <w:tcPr>
+            <w:tcW w:type="dxa" w:w="960"/>
+          </w:tcPr>
+          <w:p>
+            <w:pPr>
+              <w:jc w:val="center"/>
+            </w:pPr>
+            <w:r>
+              <w:rPr>
+                <w:sz w:val="20"/>
+              </w:rPr>
+              <w:t>455</w:t>
+            </w:r>
+          </w:p>
+        </w:tc>
       </w:tr>
       <w:tr>
         <w:tc>
           <w:tcPr>
-            <w:tcW w:type="dxa" w:w="1440"/>
+            <w:tcW w:type="dxa" w:w="960"/>
           </w:tcPr>
           <w:p>
             <w:pPr>
@@ -606,7 +890,7 @@
         </w:tc>
         <w:tc>
           <w:tcPr>
-            <w:tcW w:type="dxa" w:w="1440"/>
+            <w:tcW w:type="dxa" w:w="960"/>
           </w:tcPr>
           <w:p>
             <w:pPr>
@@ -622,7 +906,7 @@
         </w:tc>
         <w:tc>
           <w:tcPr>
-            <w:tcW w:type="dxa" w:w="1440"/>
+            <w:tcW w:type="dxa" w:w="960"/>
           </w:tcPr>
           <w:p>
             <w:pPr>
@@ -638,7 +922,7 @@
         </w:tc>
         <w:tc>
           <w:tcPr>
-            <w:tcW w:type="dxa" w:w="1440"/>
+            <w:tcW w:type="dxa" w:w="960"/>
           </w:tcPr>
           <w:p>
             <w:pPr>
@@ -654,7 +938,7 @@
         </w:tc>
         <w:tc>
           <w:tcPr>
-            <w:tcW w:type="dxa" w:w="1440"/>
+            <w:tcW w:type="dxa" w:w="960"/>
           </w:tcPr>
           <w:p>
             <w:pPr>
@@ -670,7 +954,7 @@
         </w:tc>
         <w:tc>
           <w:tcPr>
-            <w:tcW w:type="dxa" w:w="1440"/>
+            <w:tcW w:type="dxa" w:w="960"/>
           </w:tcPr>
           <w:p>
             <w:pPr>
@@ -684,11 +968,59 @@
             </w:r>
           </w:p>
         </w:tc>
+        <w:tc>
+          <w:tcPr>
+            <w:tcW w:type="dxa" w:w="960"/>
+          </w:tcPr>
+          <w:p>
+            <w:pPr>
+              <w:jc w:val="center"/>
+            </w:pPr>
+            <w:r>
+              <w:rPr>
+                <w:sz w:val="20"/>
+              </w:rPr>
+              <w:t>0.26 ± 0.02</w:t>
+            </w:r>
+          </w:p>
+        </w:tc>
+        <w:tc>
+          <w:tcPr>
+            <w:tcW w:type="dxa" w:w="960"/>
+          </w:tcPr>
+          <w:p>
+            <w:pPr>
+              <w:jc w:val="center"/>
+            </w:pPr>
+            <w:r>
+              <w:rPr>
+                <w:sz w:val="20"/>
+              </w:rPr>
+              <w:t>0.87 ± 0.02</w:t>
+            </w:r>
+          </w:p>
+        </w:tc>
+        <w:tc>
+          <w:tcPr>
+            <w:tcW w:type="dxa" w:w="960"/>
+          </w:tcPr>
+          <w:p>
+            <w:pPr>
+              <w:jc w:val="center"/>
+            </w:pPr>
+            <w:r>
+              <w:rPr>
+                <w:sz w:val="20"/>
+              </w:rPr>
+              <w:t>343</w:t>
+            </w:r>
+          </w:p>
+        </w:tc>
       </w:tr>
       <w:tr>
         <w:tc>
           <w:tcPr>
-            <w:tcW w:type="dxa" w:w="1440"/>
+            <w:tcW w:type="dxa" w:w="960"/>
           </w:tcPr>
           <w:p>
             <w:pPr>
@@ -704,7 +1036,7 @@
         </w:tc>
         <w:tc>
           <w:tcPr>
-            <w:tcW w:type="dxa" w:w="1440"/>
+            <w:tcW w:type="dxa" w:w="960"/>
           </w:tcPr>
           <w:p>
             <w:pPr>
@@ -720,7 +1052,7 @@
         </w:tc>
         <w:tc>
           <w:tcPr>
-            <w:tcW w:type="dxa" w:w="1440"/>
+            <w:tcW w:type="dxa" w:w="960"/>
           </w:tcPr>
           <w:p>
             <w:pPr>
@@ -736,7 +1068,7 @@
         </w:tc>
         <w:tc>
           <w:tcPr>
-            <w:tcW w:type="dxa" w:w="1440"/>
+            <w:tcW w:type="dxa" w:w="960"/>
           </w:tcPr>
           <w:p>
             <w:pPr>
@@ -752,7 +1084,7 @@
         </w:tc>
         <w:tc>
           <w:tcPr>
-            <w:tcW w:type="dxa" w:w="1440"/>
+            <w:tcW w:type="dxa" w:w="960"/>
           </w:tcPr>
           <w:p>
             <w:pPr>
@@ -768,7 +1100,7 @@
         </w:tc>
         <w:tc>
           <w:tcPr>
-            <w:tcW w:type="dxa" w:w="1440"/>
+            <w:tcW w:type="dxa" w:w="960"/>
           </w:tcPr>
           <w:p>
             <w:pPr>
@@ -782,11 +1114,59 @@
             </w:r>
           </w:p>
         </w:tc>
+        <w:tc>
+          <w:tcPr>
+            <w:tcW w:type="dxa" w:w="960"/>
+          </w:tcPr>
+          <w:p>
+            <w:pPr>
+              <w:jc w:val="center"/>
+            </w:pPr>
+            <w:r>
+              <w:rPr>
+                <w:sz w:val="20"/>
+              </w:rPr>
+              <w:t>0.3 ± 0.03</w:t>
+            </w:r>
+          </w:p>
+        </w:tc>
+        <w:tc>
+          <w:tcPr>
+            <w:tcW w:type="dxa" w:w="960"/>
+          </w:tcPr>
+          <w:p>
+            <w:pPr>
+              <w:jc w:val="center"/>
+            </w:pPr>
+            <w:r>
+              <w:rPr>
+                <w:sz w:val="20"/>
+              </w:rPr>
+              <w:t>0.83 ± 0.03</w:t>
+            </w:r>
+          </w:p>
+        </w:tc>
+        <w:tc>
+          <w:tcPr>
+            <w:tcW w:type="dxa" w:w="960"/>
+          </w:tcPr>
+          <w:p>
+            <w:pPr>
+              <w:jc w:val="center"/>
+            </w:pPr>
+            <w:r>
+              <w:rPr>
+                <w:sz w:val="20"/>
+              </w:rPr>
+              <w:t>301</w:t>
+            </w:r>
+          </w:p>
+        </w:tc>
       </w:tr>
       <w:tr>
         <w:tc>
           <w:tcPr>
-            <w:tcW w:type="dxa" w:w="1440"/>
+            <w:tcW w:type="dxa" w:w="960"/>
           </w:tcPr>
           <w:p>
             <w:pPr>
@@ -802,7 +1182,7 @@
         </w:tc>
         <w:tc>
           <w:tcPr>
-            <w:tcW w:type="dxa" w:w="1440"/>
+            <w:tcW w:type="dxa" w:w="960"/>
           </w:tcPr>
           <w:p>
             <w:pPr>
@@ -818,7 +1198,7 @@
         </w:tc>
         <w:tc>
           <w:tcPr>
-            <w:tcW w:type="dxa" w:w="1440"/>
+            <w:tcW w:type="dxa" w:w="960"/>
           </w:tcPr>
           <w:p>
             <w:pPr>
@@ -834,7 +1214,7 @@
         </w:tc>
         <w:tc>
           <w:tcPr>
-            <w:tcW w:type="dxa" w:w="1440"/>
+            <w:tcW w:type="dxa" w:w="960"/>
           </w:tcPr>
           <w:p>
             <w:pPr>
@@ -850,7 +1230,7 @@
         </w:tc>
         <w:tc>
           <w:tcPr>
-            <w:tcW w:type="dxa" w:w="1440"/>
+            <w:tcW w:type="dxa" w:w="960"/>
           </w:tcPr>
           <w:p>
             <w:pPr>
@@ -866,7 +1246,7 @@
         </w:tc>
         <w:tc>
           <w:tcPr>
-            <w:tcW w:type="dxa" w:w="1440"/>
+            <w:tcW w:type="dxa" w:w="960"/>
           </w:tcPr>
           <w:p>
             <w:pPr>
@@ -880,11 +1260,59 @@
             </w:r>
           </w:p>
         </w:tc>
+        <w:tc>
+          <w:tcPr>
+            <w:tcW w:type="dxa" w:w="960"/>
+          </w:tcPr>
+          <w:p>
+            <w:pPr>
+              <w:jc w:val="center"/>
+            </w:pPr>
+            <w:r>
+              <w:rPr>
+                <w:sz w:val="20"/>
+              </w:rPr>
+              <w:t>0.35 ± 0.01</w:t>
+            </w:r>
+          </w:p>
+        </w:tc>
+        <w:tc>
+          <w:tcPr>
+            <w:tcW w:type="dxa" w:w="960"/>
+          </w:tcPr>
+          <w:p>
+            <w:pPr>
+              <w:jc w:val="center"/>
+            </w:pPr>
+            <w:r>
+              <w:rPr>
+                <w:sz w:val="20"/>
+              </w:rPr>
+              <w:t>0.77 ± 0.02</w:t>
+            </w:r>
+          </w:p>
+        </w:tc>
+        <w:tc>
+          <w:tcPr>
+            <w:tcW w:type="dxa" w:w="960"/>
+          </w:tcPr>
+          <w:p>
+            <w:pPr>
+              <w:jc w:val="center"/>
+            </w:pPr>
+            <w:r>
+              <w:rPr>
+                <w:sz w:val="20"/>
+              </w:rPr>
+              <w:t>499</w:t>
+            </w:r>
+          </w:p>
+        </w:tc>
       </w:tr>
       <w:tr>
         <w:tc>
           <w:tcPr>
-            <w:tcW w:type="dxa" w:w="1440"/>
+            <w:tcW w:type="dxa" w:w="960"/>
           </w:tcPr>
           <w:p>
             <w:pPr>
@@ -900,7 +1328,7 @@
         </w:tc>
         <w:tc>
           <w:tcPr>
-            <w:tcW w:type="dxa" w:w="1440"/>
+            <w:tcW w:type="dxa" w:w="960"/>
           </w:tcPr>
           <w:p>
             <w:pPr>
@@ -916,7 +1344,7 @@
         </w:tc>
         <w:tc>
           <w:tcPr>
-            <w:tcW w:type="dxa" w:w="1440"/>
+            <w:tcW w:type="dxa" w:w="960"/>
           </w:tcPr>
           <w:p>
             <w:pPr>
@@ -932,7 +1360,7 @@
         </w:tc>
         <w:tc>
           <w:tcPr>
-            <w:tcW w:type="dxa" w:w="1440"/>
+            <w:tcW w:type="dxa" w:w="960"/>
           </w:tcPr>
           <w:p>
             <w:pPr>
@@ -948,7 +1376,7 @@
         </w:tc>
         <w:tc>
           <w:tcPr>
-            <w:tcW w:type="dxa" w:w="1440"/>
+            <w:tcW w:type="dxa" w:w="960"/>
           </w:tcPr>
           <w:p>
             <w:pPr>
@@ -964,7 +1392,7 @@
         </w:tc>
         <w:tc>
           <w:tcPr>
-            <w:tcW w:type="dxa" w:w="1440"/>
+            <w:tcW w:type="dxa" w:w="960"/>
           </w:tcPr>
           <w:p>
             <w:pPr>
@@ -978,11 +1406,59 @@
             </w:r>
           </w:p>
         </w:tc>
+        <w:tc>
+          <w:tcPr>
+            <w:tcW w:type="dxa" w:w="960"/>
+          </w:tcPr>
+          <w:p>
+            <w:pPr>
+              <w:jc w:val="center"/>
+            </w:pPr>
+            <w:r>
+              <w:rPr>
+                <w:sz w:val="20"/>
+              </w:rPr>
+              <w:t>0.26 ± 0.02</w:t>
+            </w:r>
+          </w:p>
+        </w:tc>
+        <w:tc>
+          <w:tcPr>
+            <w:tcW w:type="dxa" w:w="960"/>
+          </w:tcPr>
+          <w:p>
+            <w:pPr>
+              <w:jc w:val="center"/>
+            </w:pPr>
+            <w:r>
+              <w:rPr>
+                <w:sz w:val="20"/>
+              </w:rPr>
+              <w:t>0.87 ± 0.02</w:t>
+            </w:r>
+          </w:p>
+        </w:tc>
+        <w:tc>
+          <w:tcPr>
+            <w:tcW w:type="dxa" w:w="960"/>
+          </w:tcPr>
+          <w:p>
+            <w:pPr>
+              <w:jc w:val="center"/>
+            </w:pPr>
+            <w:r>
+              <w:rPr>
+                <w:sz w:val="20"/>
+              </w:rPr>
+              <w:t>624</w:t>
+            </w:r>
+          </w:p>
+        </w:tc>
       </w:tr>
       <w:tr>
         <w:tc>
           <w:tcPr>
-            <w:tcW w:type="dxa" w:w="1440"/>
+            <w:tcW w:type="dxa" w:w="960"/>
           </w:tcPr>
           <w:p>
             <w:pPr>
@@ -998,7 +1474,7 @@
         </w:tc>
         <w:tc>
           <w:tcPr>
-            <w:tcW w:type="dxa" w:w="1440"/>
+            <w:tcW w:type="dxa" w:w="960"/>
           </w:tcPr>
           <w:p>
             <w:pPr>
@@ -1014,7 +1490,7 @@
         </w:tc>
         <w:tc>
           <w:tcPr>
-            <w:tcW w:type="dxa" w:w="1440"/>
+            <w:tcW w:type="dxa" w:w="960"/>
           </w:tcPr>
           <w:p>
             <w:pPr>
@@ -1030,7 +1506,7 @@
         </w:tc>
         <w:tc>
           <w:tcPr>
-            <w:tcW w:type="dxa" w:w="1440"/>
+            <w:tcW w:type="dxa" w:w="960"/>
           </w:tcPr>
           <w:p>
             <w:pPr>
@@ -1046,7 +1522,7 @@
         </w:tc>
         <w:tc>
           <w:tcPr>
-            <w:tcW w:type="dxa" w:w="1440"/>
+            <w:tcW w:type="dxa" w:w="960"/>
           </w:tcPr>
           <w:p>
             <w:pPr>
@@ -1062,7 +1538,7 @@
         </w:tc>
         <w:tc>
           <w:tcPr>
-            <w:tcW w:type="dxa" w:w="1440"/>
+            <w:tcW w:type="dxa" w:w="960"/>
           </w:tcPr>
           <w:p>
             <w:pPr>
@@ -1076,11 +1552,59 @@
             </w:r>
           </w:p>
         </w:tc>
+        <w:tc>
+          <w:tcPr>
+            <w:tcW w:type="dxa" w:w="960"/>
+          </w:tcPr>
+          <w:p>
+            <w:pPr>
+              <w:jc w:val="center"/>
+            </w:pPr>
+            <w:r>
+              <w:rPr>
+                <w:sz w:val="20"/>
+              </w:rPr>
+              <w:t>0.3 ± 0.03</w:t>
+            </w:r>
+          </w:p>
+        </w:tc>
+        <w:tc>
+          <w:tcPr>
+            <w:tcW w:type="dxa" w:w="960"/>
+          </w:tcPr>
+          <w:p>
+            <w:pPr>
+              <w:jc w:val="center"/>
+            </w:pPr>
+            <w:r>
+              <w:rPr>
+                <w:sz w:val="20"/>
+              </w:rPr>
+              <w:t>0.83 ± 0.03</w:t>
+            </w:r>
+          </w:p>
+        </w:tc>
+        <w:tc>
+          <w:tcPr>
+            <w:tcW w:type="dxa" w:w="960"/>
+          </w:tcPr>
+          <w:p>
+            <w:pPr>
+              <w:jc w:val="center"/>
+            </w:pPr>
+            <w:r>
+              <w:rPr>
+                <w:sz w:val="20"/>
+              </w:rPr>
+              <w:t>539</w:t>
+            </w:r>
+          </w:p>
+        </w:tc>
       </w:tr>
       <w:tr>
         <w:tc>
           <w:tcPr>
-            <w:tcW w:type="dxa" w:w="1440"/>
+            <w:tcW w:type="dxa" w:w="960"/>
           </w:tcPr>
           <w:p>
             <w:pPr>
@@ -1096,7 +1620,7 @@
         </w:tc>
         <w:tc>
           <w:tcPr>
-            <w:tcW w:type="dxa" w:w="1440"/>
+            <w:tcW w:type="dxa" w:w="960"/>
           </w:tcPr>
           <w:p>
             <w:pPr>
@@ -1112,7 +1636,7 @@
         </w:tc>
         <w:tc>
           <w:tcPr>
-            <w:tcW w:type="dxa" w:w="1440"/>
+            <w:tcW w:type="dxa" w:w="960"/>
           </w:tcPr>
           <w:p>
             <w:pPr>
@@ -1128,7 +1652,7 @@
         </w:tc>
         <w:tc>
           <w:tcPr>
-            <w:tcW w:type="dxa" w:w="1440"/>
+            <w:tcW w:type="dxa" w:w="960"/>
           </w:tcPr>
           <w:p>
             <w:pPr>
@@ -1144,7 +1668,7 @@
         </w:tc>
         <w:tc>
           <w:tcPr>
-            <w:tcW w:type="dxa" w:w="1440"/>
+            <w:tcW w:type="dxa" w:w="960"/>
           </w:tcPr>
           <w:p>
             <w:pPr>
@@ -1160,7 +1684,7 @@
         </w:tc>
         <w:tc>
           <w:tcPr>
-            <w:tcW w:type="dxa" w:w="1440"/>
+            <w:tcW w:type="dxa" w:w="960"/>
           </w:tcPr>
           <w:p>
             <w:pPr>
@@ -1174,11 +1698,59 @@
             </w:r>
           </w:p>
         </w:tc>
+        <w:tc>
+          <w:tcPr>
+            <w:tcW w:type="dxa" w:w="960"/>
+          </w:tcPr>
+          <w:p>
+            <w:pPr>
+              <w:jc w:val="center"/>
+            </w:pPr>
+            <w:r>
+              <w:rPr>
+                <w:sz w:val="20"/>
+              </w:rPr>
+              <w:t>0.37 ± 0.02</w:t>
+            </w:r>
+          </w:p>
+        </w:tc>
+        <w:tc>
+          <w:tcPr>
+            <w:tcW w:type="dxa" w:w="960"/>
+          </w:tcPr>
+          <w:p>
+            <w:pPr>
+              <w:jc w:val="center"/>
+            </w:pPr>
+            <w:r>
+              <w:rPr>
+                <w:sz w:val="20"/>
+              </w:rPr>
+              <w:t>0.75 ± 0.03</w:t>
+            </w:r>
+          </w:p>
+        </w:tc>
+        <w:tc>
+          <w:tcPr>
+            <w:tcW w:type="dxa" w:w="960"/>
+          </w:tcPr>
+          <w:p>
+            <w:pPr>
+              <w:jc w:val="center"/>
+            </w:pPr>
+            <w:r>
+              <w:rPr>
+                <w:sz w:val="20"/>
+              </w:rPr>
+              <w:t>932</w:t>
+            </w:r>
+          </w:p>
+        </w:tc>
       </w:tr>
       <w:tr>
         <w:tc>
           <w:tcPr>
-            <w:tcW w:type="dxa" w:w="1440"/>
+            <w:tcW w:type="dxa" w:w="960"/>
           </w:tcPr>
           <w:p>
             <w:pPr>
@@ -1194,7 +1766,7 @@
         </w:tc>
         <w:tc>
           <w:tcPr>
-            <w:tcW w:type="dxa" w:w="1440"/>
+            <w:tcW w:type="dxa" w:w="960"/>
           </w:tcPr>
           <w:p>
             <w:pPr>
@@ -1210,7 +1782,7 @@
         </w:tc>
         <w:tc>
           <w:tcPr>
-            <w:tcW w:type="dxa" w:w="1440"/>
+            <w:tcW w:type="dxa" w:w="960"/>
           </w:tcPr>
           <w:p>
             <w:pPr>
@@ -1226,7 +1798,7 @@
         </w:tc>
         <w:tc>
           <w:tcPr>
-            <w:tcW w:type="dxa" w:w="1440"/>
+            <w:tcW w:type="dxa" w:w="960"/>
           </w:tcPr>
           <w:p>
             <w:pPr>
@@ -1241,7 +1813,7 @@
         </w:tc>
         <w:tc>
           <w:tcPr>
-            <w:tcW w:type="dxa" w:w="1440"/>
+            <w:tcW w:type="dxa" w:w="960"/>
           </w:tcPr>
           <w:p>
             <w:pPr>
@@ -1256,7 +1828,7 @@
         </w:tc>
         <w:tc>
           <w:tcPr>
-            <w:tcW w:type="dxa" w:w="1440"/>
+            <w:tcW w:type="dxa" w:w="960"/>
           </w:tcPr>
           <w:p>
             <w:pPr>
@@ -1269,11 +1841,59 @@
             </w:r>
           </w:p>
         </w:tc>
+        <w:tc>
+          <w:tcPr>
+            <w:tcW w:type="dxa" w:w="960"/>
+          </w:tcPr>
+          <w:p>
+            <w:pPr>
+              <w:jc w:val="center"/>
+            </w:pPr>
+            <w:r>
+              <w:rPr>
+                <w:sz w:val="20"/>
+              </w:rPr>
+              <w:t>0.27 ± 0.02</w:t>
+            </w:r>
+          </w:p>
+        </w:tc>
+        <w:tc>
+          <w:tcPr>
+            <w:tcW w:type="dxa" w:w="960"/>
+          </w:tcPr>
+          <w:p>
+            <w:pPr>
+              <w:jc w:val="center"/>
+            </w:pPr>
+            <w:r>
+              <w:rPr>
+                <w:sz w:val="20"/>
+              </w:rPr>
+              <w:t>0.87 ± 0.02</w:t>
+            </w:r>
+          </w:p>
+        </w:tc>
+        <w:tc>
+          <w:tcPr>
+            <w:tcW w:type="dxa" w:w="960"/>
+          </w:tcPr>
+          <w:p>
+            <w:pPr>
+              <w:jc w:val="center"/>
+            </w:pPr>
+            <w:r>
+              <w:rPr>
+                <w:sz w:val="20"/>
+              </w:rPr>
+              <w:t>721</w:t>
+            </w:r>
+          </w:p>
+        </w:tc>
       </w:tr>
       <w:tr>
         <w:tc>
           <w:tcPr>
-            <w:tcW w:type="dxa" w:w="1440"/>
+            <w:tcW w:type="dxa" w:w="960"/>
           </w:tcPr>
           <w:p>
             <w:pPr>
@@ -1289,7 +1909,7 @@
         </w:tc>
         <w:tc>
           <w:tcPr>
-            <w:tcW w:type="dxa" w:w="1440"/>
+            <w:tcW w:type="dxa" w:w="960"/>
           </w:tcPr>
           <w:p>
             <w:pPr>
@@ -1305,7 +1925,7 @@
         </w:tc>
         <w:tc>
           <w:tcPr>
-            <w:tcW w:type="dxa" w:w="1440"/>
+            <w:tcW w:type="dxa" w:w="960"/>
           </w:tcPr>
           <w:p>
             <w:pPr>
@@ -1321,7 +1941,7 @@
         </w:tc>
         <w:tc>
           <w:tcPr>
-            <w:tcW w:type="dxa" w:w="1440"/>
+            <w:tcW w:type="dxa" w:w="960"/>
           </w:tcPr>
           <w:p>
             <w:pPr>
@@ -1336,7 +1956,7 @@
         </w:tc>
         <w:tc>
           <w:tcPr>
-            <w:tcW w:type="dxa" w:w="1440"/>
+            <w:tcW w:type="dxa" w:w="960"/>
           </w:tcPr>
           <w:p>
             <w:pPr>
@@ -1351,7 +1971,7 @@
         </w:tc>
         <w:tc>
           <w:tcPr>
-            <w:tcW w:type="dxa" w:w="1440"/>
+            <w:tcW w:type="dxa" w:w="960"/>
           </w:tcPr>
           <w:p>
             <w:pPr>
@@ -1364,11 +1984,59 @@
             </w:r>
           </w:p>
         </w:tc>
+        <w:tc>
+          <w:tcPr>
+            <w:tcW w:type="dxa" w:w="960"/>
+          </w:tcPr>
+          <w:p>
+            <w:pPr>
+              <w:jc w:val="center"/>
+            </w:pPr>
+            <w:r>
+              <w:rPr>
+                <w:sz w:val="20"/>
+              </w:rPr>
+              <w:t>0.3 ± 0.03</w:t>
+            </w:r>
+          </w:p>
+        </w:tc>
+        <w:tc>
+          <w:tcPr>
+            <w:tcW w:type="dxa" w:w="960"/>
+          </w:tcPr>
+          <w:p>
+            <w:pPr>
+              <w:jc w:val="center"/>
+            </w:pPr>
+            <w:r>
+              <w:rPr>
+                <w:sz w:val="20"/>
+              </w:rPr>
+              <w:t>0.83 ± 0.03</w:t>
+            </w:r>
+          </w:p>
+        </w:tc>
+        <w:tc>
+          <w:tcPr>
+            <w:tcW w:type="dxa" w:w="960"/>
+          </w:tcPr>
+          <w:p>
+            <w:pPr>
+              <w:jc w:val="center"/>
+            </w:pPr>
+            <w:r>
+              <w:rPr>
+                <w:sz w:val="20"/>
+              </w:rPr>
+              <w:t>661</w:t>
+            </w:r>
+          </w:p>
+        </w:tc>
       </w:tr>
       <w:tr>
         <w:tc>
           <w:tcPr>
-            <w:tcW w:type="dxa" w:w="1440"/>
+            <w:tcW w:type="dxa" w:w="960"/>
           </w:tcPr>
           <w:p>
             <w:pPr>
@@ -1384,7 +2052,7 @@
         </w:tc>
         <w:tc>
           <w:tcPr>
-            <w:tcW w:type="dxa" w:w="1440"/>
+            <w:tcW w:type="dxa" w:w="960"/>
           </w:tcPr>
           <w:p>
             <w:pPr>
@@ -1400,7 +2068,7 @@
         </w:tc>
         <w:tc>
           <w:tcPr>
-            <w:tcW w:type="dxa" w:w="1440"/>
+            <w:tcW w:type="dxa" w:w="960"/>
           </w:tcPr>
           <w:p>
             <w:pPr>
@@ -1416,7 +2084,7 @@
         </w:tc>
         <w:tc>
           <w:tcPr>
-            <w:tcW w:type="dxa" w:w="1440"/>
+            <w:tcW w:type="dxa" w:w="960"/>
           </w:tcPr>
           <w:p>
             <w:pPr>
@@ -1432,7 +2100,7 @@
         </w:tc>
         <w:tc>
           <w:tcPr>
-            <w:tcW w:type="dxa" w:w="1440"/>
+            <w:tcW w:type="dxa" w:w="960"/>
           </w:tcPr>
           <w:p>
             <w:pPr>
@@ -1448,7 +2116,7 @@
         </w:tc>
         <w:tc>
           <w:tcPr>
-            <w:tcW w:type="dxa" w:w="1440"/>
+            <w:tcW w:type="dxa" w:w="960"/>
           </w:tcPr>
           <w:p>
             <w:pPr>
@@ -1462,11 +2130,59 @@
             </w:r>
           </w:p>
         </w:tc>
+        <w:tc>
+          <w:tcPr>
+            <w:tcW w:type="dxa" w:w="960"/>
+          </w:tcPr>
+          <w:p>
+            <w:pPr>
+              <w:jc w:val="center"/>
+            </w:pPr>
+            <w:r>
+              <w:rPr>
+                <w:sz w:val="20"/>
+              </w:rPr>
+              <w:t>0.37 ± 0.02</w:t>
+            </w:r>
+          </w:p>
+        </w:tc>
+        <w:tc>
+          <w:tcPr>
+            <w:tcW w:type="dxa" w:w="960"/>
+          </w:tcPr>
+          <w:p>
+            <w:pPr>
+              <w:jc w:val="center"/>
+            </w:pPr>
+            <w:r>
+              <w:rPr>
+                <w:sz w:val="20"/>
+              </w:rPr>
+              <w:t>0.75 ± 0.03</w:t>
+            </w:r>
+          </w:p>
+        </w:tc>
+        <w:tc>
+          <w:tcPr>
+            <w:tcW w:type="dxa" w:w="960"/>
+          </w:tcPr>
+          <w:p>
+            <w:pPr>
+              <w:jc w:val="center"/>
+            </w:pPr>
+            <w:r>
+              <w:rPr>
+                <w:sz w:val="20"/>
+              </w:rPr>
+              <w:t>314</w:t>
+            </w:r>
+          </w:p>
+        </w:tc>
       </w:tr>
       <w:tr>
         <w:tc>
           <w:tcPr>
-            <w:tcW w:type="dxa" w:w="1440"/>
+            <w:tcW w:type="dxa" w:w="960"/>
           </w:tcPr>
           <w:p>
             <w:pPr>
@@ -1482,7 +2198,7 @@
         </w:tc>
         <w:tc>
           <w:tcPr>
-            <w:tcW w:type="dxa" w:w="1440"/>
+            <w:tcW w:type="dxa" w:w="960"/>
           </w:tcPr>
           <w:p>
             <w:pPr>
@@ -1498,7 +2214,7 @@
         </w:tc>
         <w:tc>
           <w:tcPr>
-            <w:tcW w:type="dxa" w:w="1440"/>
+            <w:tcW w:type="dxa" w:w="960"/>
           </w:tcPr>
           <w:p>
             <w:pPr>
@@ -1514,7 +2230,7 @@
         </w:tc>
         <w:tc>
           <w:tcPr>
-            <w:tcW w:type="dxa" w:w="1440"/>
+            <w:tcW w:type="dxa" w:w="960"/>
           </w:tcPr>
           <w:p>
             <w:pPr>
@@ -1530,7 +2246,7 @@
         </w:tc>
         <w:tc>
           <w:tcPr>
-            <w:tcW w:type="dxa" w:w="1440"/>
+            <w:tcW w:type="dxa" w:w="960"/>
           </w:tcPr>
           <w:p>
             <w:pPr>
@@ -1546,7 +2262,7 @@
         </w:tc>
         <w:tc>
           <w:tcPr>
-            <w:tcW w:type="dxa" w:w="1440"/>
+            <w:tcW w:type="dxa" w:w="960"/>
           </w:tcPr>
           <w:p>
             <w:pPr>
@@ -1560,11 +2276,59 @@
             </w:r>
           </w:p>
         </w:tc>
+        <w:tc>
+          <w:tcPr>
+            <w:tcW w:type="dxa" w:w="960"/>
+          </w:tcPr>
+          <w:p>
+            <w:pPr>
+              <w:jc w:val="center"/>
+            </w:pPr>
+            <w:r>
+              <w:rPr>
+                <w:sz w:val="20"/>
+              </w:rPr>
+              <w:t>0.27 ± 0.02</w:t>
+            </w:r>
+          </w:p>
+        </w:tc>
+        <w:tc>
+          <w:tcPr>
+            <w:tcW w:type="dxa" w:w="960"/>
+          </w:tcPr>
+          <w:p>
+            <w:pPr>
+              <w:jc w:val="center"/>
+            </w:pPr>
+            <w:r>
+              <w:rPr>
+                <w:sz w:val="20"/>
+              </w:rPr>
+              <w:t>0.87 ± 0.02</w:t>
+            </w:r>
+          </w:p>
+        </w:tc>
+        <w:tc>
+          <w:tcPr>
+            <w:tcW w:type="dxa" w:w="960"/>
+          </w:tcPr>
+          <w:p>
+            <w:pPr>
+              <w:jc w:val="center"/>
+            </w:pPr>
+            <w:r>
+              <w:rPr>
+                <w:sz w:val="20"/>
+              </w:rPr>
+              <w:t>469</w:t>
+            </w:r>
+          </w:p>
+        </w:tc>
       </w:tr>
       <w:tr>
         <w:tc>
           <w:tcPr>
-            <w:tcW w:type="dxa" w:w="1440"/>
+            <w:tcW w:type="dxa" w:w="960"/>
           </w:tcPr>
           <w:p>
             <w:pPr>
@@ -1580,7 +2344,7 @@
         </w:tc>
         <w:tc>
           <w:tcPr>
-            <w:tcW w:type="dxa" w:w="1440"/>
+            <w:tcW w:type="dxa" w:w="960"/>
           </w:tcPr>
           <w:p>
             <w:pPr>
@@ -1596,7 +2360,7 @@
         </w:tc>
         <w:tc>
           <w:tcPr>
-            <w:tcW w:type="dxa" w:w="1440"/>
+            <w:tcW w:type="dxa" w:w="960"/>
           </w:tcPr>
           <w:p>
             <w:pPr>
@@ -1612,7 +2376,7 @@
         </w:tc>
         <w:tc>
           <w:tcPr>
-            <w:tcW w:type="dxa" w:w="1440"/>
+            <w:tcW w:type="dxa" w:w="960"/>
           </w:tcPr>
           <w:p>
             <w:pPr>
@@ -1628,7 +2392,7 @@
         </w:tc>
         <w:tc>
           <w:tcPr>
-            <w:tcW w:type="dxa" w:w="1440"/>
+            <w:tcW w:type="dxa" w:w="960"/>
           </w:tcPr>
           <w:p>
             <w:pPr>
@@ -1644,7 +2408,7 @@
         </w:tc>
         <w:tc>
           <w:tcPr>
-            <w:tcW w:type="dxa" w:w="1440"/>
+            <w:tcW w:type="dxa" w:w="960"/>
           </w:tcPr>
           <w:p>
             <w:pPr>
@@ -1658,11 +2422,59 @@
             </w:r>
           </w:p>
         </w:tc>
+        <w:tc>
+          <w:tcPr>
+            <w:tcW w:type="dxa" w:w="960"/>
+          </w:tcPr>
+          <w:p>
+            <w:pPr>
+              <w:jc w:val="center"/>
+            </w:pPr>
+            <w:r>
+              <w:rPr>
+                <w:sz w:val="20"/>
+              </w:rPr>
+              <w:t>0.3 ± 0.03</w:t>
+            </w:r>
+          </w:p>
+        </w:tc>
+        <w:tc>
+          <w:tcPr>
+            <w:tcW w:type="dxa" w:w="960"/>
+          </w:tcPr>
+          <w:p>
+            <w:pPr>
+              <w:jc w:val="center"/>
+            </w:pPr>
+            <w:r>
+              <w:rPr>
+                <w:sz w:val="20"/>
+              </w:rPr>
+              <w:t>0.83 ± 0.03</w:t>
+            </w:r>
+          </w:p>
+        </w:tc>
+        <w:tc>
+          <w:tcPr>
+            <w:tcW w:type="dxa" w:w="960"/>
+          </w:tcPr>
+          <w:p>
+            <w:pPr>
+              <w:jc w:val="center"/>
+            </w:pPr>
+            <w:r>
+              <w:rPr>
+                <w:sz w:val="20"/>
+              </w:rPr>
+              <w:t>297</w:t>
+            </w:r>
+          </w:p>
+        </w:tc>
       </w:tr>
       <w:tr>
         <w:tc>
           <w:tcPr>
-            <w:tcW w:type="dxa" w:w="1440"/>
+            <w:tcW w:type="dxa" w:w="960"/>
           </w:tcPr>
           <w:p>
             <w:pPr>
@@ -1678,7 +2490,7 @@
         </w:tc>
         <w:tc>
           <w:tcPr>
-            <w:tcW w:type="dxa" w:w="1440"/>
+            <w:tcW w:type="dxa" w:w="960"/>
           </w:tcPr>
           <w:p>
             <w:pPr>
@@ -1694,7 +2506,7 @@
         </w:tc>
         <w:tc>
           <w:tcPr>
-            <w:tcW w:type="dxa" w:w="1440"/>
+            <w:tcW w:type="dxa" w:w="960"/>
           </w:tcPr>
           <w:p>
             <w:pPr>
@@ -1710,7 +2522,7 @@
         </w:tc>
         <w:tc>
           <w:tcPr>
-            <w:tcW w:type="dxa" w:w="1440"/>
+            <w:tcW w:type="dxa" w:w="960"/>
           </w:tcPr>
           <w:p>
             <w:pPr>
@@ -1726,7 +2538,7 @@
         </w:tc>
         <w:tc>
           <w:tcPr>
-            <w:tcW w:type="dxa" w:w="1440"/>
+            <w:tcW w:type="dxa" w:w="960"/>
           </w:tcPr>
           <w:p>
             <w:pPr>
@@ -1742,7 +2554,7 @@
         </w:tc>
         <w:tc>
           <w:tcPr>
-            <w:tcW w:type="dxa" w:w="1440"/>
+            <w:tcW w:type="dxa" w:w="960"/>
           </w:tcPr>
           <w:p>
             <w:pPr>
@@ -1756,11 +2568,59 @@
             </w:r>
           </w:p>
         </w:tc>
+        <w:tc>
+          <w:tcPr>
+            <w:tcW w:type="dxa" w:w="960"/>
+          </w:tcPr>
+          <w:p>
+            <w:pPr>
+              <w:jc w:val="center"/>
+            </w:pPr>
+            <w:r>
+              <w:rPr>
+                <w:sz w:val="20"/>
+              </w:rPr>
+              <w:t>0.37 ± 0.02</w:t>
+            </w:r>
+          </w:p>
+        </w:tc>
+        <w:tc>
+          <w:tcPr>
+            <w:tcW w:type="dxa" w:w="960"/>
+          </w:tcPr>
+          <w:p>
+            <w:pPr>
+              <w:jc w:val="center"/>
+            </w:pPr>
+            <w:r>
+              <w:rPr>
+                <w:sz w:val="20"/>
+              </w:rPr>
+              <w:t>0.75 ± 0.03</w:t>
+            </w:r>
+          </w:p>
+        </w:tc>
+        <w:tc>
+          <w:tcPr>
+            <w:tcW w:type="dxa" w:w="960"/>
+          </w:tcPr>
+          <w:p>
+            <w:pPr>
+              <w:jc w:val="center"/>
+            </w:pPr>
+            <w:r>
+              <w:rPr>
+                <w:sz w:val="20"/>
+              </w:rPr>
+              <w:t>472</w:t>
+            </w:r>
+          </w:p>
+        </w:tc>
       </w:tr>
       <w:tr>
         <w:tc>
           <w:tcPr>
-            <w:tcW w:type="dxa" w:w="1440"/>
+            <w:tcW w:type="dxa" w:w="960"/>
           </w:tcPr>
           <w:p>
             <w:pPr>
@@ -1776,7 +2636,7 @@
         </w:tc>
         <w:tc>
           <w:tcPr>
-            <w:tcW w:type="dxa" w:w="1440"/>
+            <w:tcW w:type="dxa" w:w="960"/>
           </w:tcPr>
           <w:p>
             <w:pPr>
@@ -1792,7 +2652,7 @@
         </w:tc>
         <w:tc>
           <w:tcPr>
-            <w:tcW w:type="dxa" w:w="1440"/>
+            <w:tcW w:type="dxa" w:w="960"/>
           </w:tcPr>
           <w:p>
             <w:pPr>
@@ -1808,7 +2668,7 @@
         </w:tc>
         <w:tc>
           <w:tcPr>
-            <w:tcW w:type="dxa" w:w="1440"/>
+            <w:tcW w:type="dxa" w:w="960"/>
           </w:tcPr>
           <w:p>
             <w:pPr>
@@ -1824,7 +2684,7 @@
         </w:tc>
         <w:tc>
           <w:tcPr>
-            <w:tcW w:type="dxa" w:w="1440"/>
+            <w:tcW w:type="dxa" w:w="960"/>
           </w:tcPr>
           <w:p>
             <w:pPr>
@@ -1840,7 +2700,7 @@
         </w:tc>
         <w:tc>
           <w:tcPr>
-            <w:tcW w:type="dxa" w:w="1440"/>
+            <w:tcW w:type="dxa" w:w="960"/>
           </w:tcPr>
           <w:p>
             <w:pPr>
@@ -1854,11 +2714,59 @@
             </w:r>
           </w:p>
         </w:tc>
+        <w:tc>
+          <w:tcPr>
+            <w:tcW w:type="dxa" w:w="960"/>
+          </w:tcPr>
+          <w:p>
+            <w:pPr>
+              <w:jc w:val="center"/>
+            </w:pPr>
+            <w:r>
+              <w:rPr>
+                <w:sz w:val="20"/>
+              </w:rPr>
+              <w:t>0.27 ± 0.02</w:t>
+            </w:r>
+          </w:p>
+        </w:tc>
+        <w:tc>
+          <w:tcPr>
+            <w:tcW w:type="dxa" w:w="960"/>
+          </w:tcPr>
+          <w:p>
+            <w:pPr>
+              <w:jc w:val="center"/>
+            </w:pPr>
+            <w:r>
+              <w:rPr>
+                <w:sz w:val="20"/>
+              </w:rPr>
+              <w:t>0.87 ± 0.02</w:t>
+            </w:r>
+          </w:p>
+        </w:tc>
+        <w:tc>
+          <w:tcPr>
+            <w:tcW w:type="dxa" w:w="960"/>
+          </w:tcPr>
+          <w:p>
+            <w:pPr>
+              <w:jc w:val="center"/>
+            </w:pPr>
+            <w:r>
+              <w:rPr>
+                <w:sz w:val="20"/>
+              </w:rPr>
+              <w:t>712</w:t>
+            </w:r>
+          </w:p>
+        </w:tc>
       </w:tr>
       <w:tr>
         <w:tc>
           <w:tcPr>
-            <w:tcW w:type="dxa" w:w="1440"/>
+            <w:tcW w:type="dxa" w:w="960"/>
           </w:tcPr>
           <w:p>
             <w:pPr>
@@ -1874,7 +2782,7 @@
         </w:tc>
         <w:tc>
           <w:tcPr>
-            <w:tcW w:type="dxa" w:w="1440"/>
+            <w:tcW w:type="dxa" w:w="960"/>
           </w:tcPr>
           <w:p>
             <w:pPr>
@@ -1890,7 +2798,7 @@
         </w:tc>
         <w:tc>
           <w:tcPr>
-            <w:tcW w:type="dxa" w:w="1440"/>
+            <w:tcW w:type="dxa" w:w="960"/>
           </w:tcPr>
           <w:p>
             <w:pPr>
@@ -1906,7 +2814,7 @@
         </w:tc>
         <w:tc>
           <w:tcPr>
-            <w:tcW w:type="dxa" w:w="1440"/>
+            <w:tcW w:type="dxa" w:w="960"/>
           </w:tcPr>
           <w:p>
             <w:pPr>
@@ -1922,7 +2830,7 @@
         </w:tc>
         <w:tc>
           <w:tcPr>
-            <w:tcW w:type="dxa" w:w="1440"/>
+            <w:tcW w:type="dxa" w:w="960"/>
           </w:tcPr>
           <w:p>
             <w:pPr>
@@ -1938,7 +2846,7 @@
         </w:tc>
         <w:tc>
           <w:tcPr>
-            <w:tcW w:type="dxa" w:w="1440"/>
+            <w:tcW w:type="dxa" w:w="960"/>
           </w:tcPr>
           <w:p>
             <w:pPr>
@@ -1952,11 +2860,59 @@
             </w:r>
           </w:p>
         </w:tc>
+        <w:tc>
+          <w:tcPr>
+            <w:tcW w:type="dxa" w:w="960"/>
+          </w:tcPr>
+          <w:p>
+            <w:pPr>
+              <w:jc w:val="center"/>
+            </w:pPr>
+            <w:r>
+              <w:rPr>
+                <w:sz w:val="20"/>
+              </w:rPr>
+              <w:t>0.3 ± 0.03</w:t>
+            </w:r>
+          </w:p>
+        </w:tc>
+        <w:tc>
+          <w:tcPr>
+            <w:tcW w:type="dxa" w:w="960"/>
+          </w:tcPr>
+          <w:p>
+            <w:pPr>
+              <w:jc w:val="center"/>
+            </w:pPr>
+            <w:r>
+              <w:rPr>
+                <w:sz w:val="20"/>
+              </w:rPr>
+              <w:t>0.83 ± 0.03</w:t>
+            </w:r>
+          </w:p>
+        </w:tc>
+        <w:tc>
+          <w:tcPr>
+            <w:tcW w:type="dxa" w:w="960"/>
+          </w:tcPr>
+          <w:p>
+            <w:pPr>
+              <w:jc w:val="center"/>
+            </w:pPr>
+            <w:r>
+              <w:rPr>
+                <w:sz w:val="20"/>
+              </w:rPr>
+              <w:t>561</w:t>
+            </w:r>
+          </w:p>
+        </w:tc>
       </w:tr>
       <w:tr>
         <w:tc>
           <w:tcPr>
-            <w:tcW w:type="dxa" w:w="1440"/>
+            <w:tcW w:type="dxa" w:w="960"/>
           </w:tcPr>
           <w:p>
             <w:pPr>
@@ -1972,7 +2928,7 @@
         </w:tc>
         <w:tc>
           <w:tcPr>
-            <w:tcW w:type="dxa" w:w="1440"/>
+            <w:tcW w:type="dxa" w:w="960"/>
           </w:tcPr>
           <w:p>
             <w:pPr>
@@ -1988,7 +2944,7 @@
         </w:tc>
         <w:tc>
           <w:tcPr>
-            <w:tcW w:type="dxa" w:w="1440"/>
+            <w:tcW w:type="dxa" w:w="960"/>
           </w:tcPr>
           <w:p>
             <w:pPr>
@@ -2004,7 +2960,7 @@
         </w:tc>
         <w:tc>
           <w:tcPr>
-            <w:tcW w:type="dxa" w:w="1440"/>
+            <w:tcW w:type="dxa" w:w="960"/>
           </w:tcPr>
           <w:p>
             <w:pPr>
@@ -2020,7 +2976,7 @@
         </w:tc>
         <w:tc>
           <w:tcPr>
-            <w:tcW w:type="dxa" w:w="1440"/>
+            <w:tcW w:type="dxa" w:w="960"/>
           </w:tcPr>
           <w:p>
             <w:pPr>
@@ -2036,7 +2992,7 @@
         </w:tc>
         <w:tc>
           <w:tcPr>
-            <w:tcW w:type="dxa" w:w="1440"/>
+            <w:tcW w:type="dxa" w:w="960"/>
           </w:tcPr>
           <w:p>
             <w:pPr>
@@ -2050,11 +3006,59 @@
             </w:r>
           </w:p>
         </w:tc>
+        <w:tc>
+          <w:tcPr>
+            <w:tcW w:type="dxa" w:w="960"/>
+          </w:tcPr>
+          <w:p>
+            <w:pPr>
+              <w:jc w:val="center"/>
+            </w:pPr>
+            <w:r>
+              <w:rPr>
+                <w:sz w:val="20"/>
+              </w:rPr>
+              <w:t>0.39 ± 0.02</w:t>
+            </w:r>
+          </w:p>
+        </w:tc>
+        <w:tc>
+          <w:tcPr>
+            <w:tcW w:type="dxa" w:w="960"/>
+          </w:tcPr>
+          <w:p>
+            <w:pPr>
+              <w:jc w:val="center"/>
+            </w:pPr>
+            <w:r>
+              <w:rPr>
+                <w:sz w:val="20"/>
+              </w:rPr>
+              <w:t>0.72 ± 0.03</w:t>
+            </w:r>
+          </w:p>
+        </w:tc>
+        <w:tc>
+          <w:tcPr>
+            <w:tcW w:type="dxa" w:w="960"/>
+          </w:tcPr>
+          <w:p>
+            <w:pPr>
+              <w:jc w:val="center"/>
+            </w:pPr>
+            <w:r>
+              <w:rPr>
+                <w:sz w:val="20"/>
+              </w:rPr>
+              <w:t>813</w:t>
+            </w:r>
+          </w:p>
+        </w:tc>
       </w:tr>
       <w:tr>
         <w:tc>
           <w:tcPr>
-            <w:tcW w:type="dxa" w:w="1440"/>
+            <w:tcW w:type="dxa" w:w="960"/>
           </w:tcPr>
           <w:p>
             <w:pPr>
@@ -2070,7 +3074,7 @@
         </w:tc>
         <w:tc>
           <w:tcPr>
-            <w:tcW w:type="dxa" w:w="1440"/>
+            <w:tcW w:type="dxa" w:w="960"/>
           </w:tcPr>
           <w:p>
             <w:pPr>
@@ -2086,7 +3090,7 @@
         </w:tc>
         <w:tc>
           <w:tcPr>
-            <w:tcW w:type="dxa" w:w="1440"/>
+            <w:tcW w:type="dxa" w:w="960"/>
           </w:tcPr>
           <w:p>
             <w:pPr>
@@ -2102,7 +3106,7 @@
         </w:tc>
         <w:tc>
           <w:tcPr>
-            <w:tcW w:type="dxa" w:w="1440"/>
+            <w:tcW w:type="dxa" w:w="960"/>
           </w:tcPr>
           <w:p>
             <w:pPr>
@@ -2117,7 +3121,7 @@
         </w:tc>
         <w:tc>
           <w:tcPr>
-            <w:tcW w:type="dxa" w:w="1440"/>
+            <w:tcW w:type="dxa" w:w="960"/>
           </w:tcPr>
           <w:p>
             <w:pPr>
@@ -2132,7 +3136,7 @@
         </w:tc>
         <w:tc>
           <w:tcPr>
-            <w:tcW w:type="dxa" w:w="1440"/>
+            <w:tcW w:type="dxa" w:w="960"/>
           </w:tcPr>
           <w:p>
             <w:pPr>
@@ -2145,11 +3149,59 @@
             </w:r>
           </w:p>
         </w:tc>
+        <w:tc>
+          <w:tcPr>
+            <w:tcW w:type="dxa" w:w="960"/>
+          </w:tcPr>
+          <w:p>
+            <w:pPr>
+              <w:jc w:val="center"/>
+            </w:pPr>
+            <w:r>
+              <w:rPr>
+                <w:sz w:val="20"/>
+              </w:rPr>
+              <w:t>0.28 ± 0.02</w:t>
+            </w:r>
+          </w:p>
+        </w:tc>
+        <w:tc>
+          <w:tcPr>
+            <w:tcW w:type="dxa" w:w="960"/>
+          </w:tcPr>
+          <w:p>
+            <w:pPr>
+              <w:jc w:val="center"/>
+            </w:pPr>
+            <w:r>
+              <w:rPr>
+                <w:sz w:val="20"/>
+              </w:rPr>
+              <w:t>0.86 ± 0.02</w:t>
+            </w:r>
+          </w:p>
+        </w:tc>
+        <w:tc>
+          <w:tcPr>
+            <w:tcW w:type="dxa" w:w="960"/>
+          </w:tcPr>
+          <w:p>
+            <w:pPr>
+              <w:jc w:val="center"/>
+            </w:pPr>
+            <w:r>
+              <w:rPr>
+                <w:sz w:val="20"/>
+              </w:rPr>
+              <w:t>670</w:t>
+            </w:r>
+          </w:p>
+        </w:tc>
       </w:tr>
       <w:tr>
         <w:tc>
           <w:tcPr>
-            <w:tcW w:type="dxa" w:w="1440"/>
+            <w:tcW w:type="dxa" w:w="960"/>
           </w:tcPr>
           <w:p>
             <w:pPr>
@@ -2165,7 +3217,7 @@
         </w:tc>
         <w:tc>
           <w:tcPr>
-            <w:tcW w:type="dxa" w:w="1440"/>
+            <w:tcW w:type="dxa" w:w="960"/>
           </w:tcPr>
           <w:p>
             <w:pPr>
@@ -2181,7 +3233,7 @@
         </w:tc>
         <w:tc>
           <w:tcPr>
-            <w:tcW w:type="dxa" w:w="1440"/>
+            <w:tcW w:type="dxa" w:w="960"/>
           </w:tcPr>
           <w:p>
             <w:pPr>
@@ -2197,7 +3249,7 @@
         </w:tc>
         <w:tc>
           <w:tcPr>
-            <w:tcW w:type="dxa" w:w="1440"/>
+            <w:tcW w:type="dxa" w:w="960"/>
           </w:tcPr>
           <w:p>
             <w:pPr>
@@ -2212,7 +3264,7 @@
         </w:tc>
         <w:tc>
           <w:tcPr>
-            <w:tcW w:type="dxa" w:w="1440"/>
+            <w:tcW w:type="dxa" w:w="960"/>
           </w:tcPr>
           <w:p>
             <w:pPr>
@@ -2227,7 +3279,7 @@
         </w:tc>
         <w:tc>
           <w:tcPr>
-            <w:tcW w:type="dxa" w:w="1440"/>
+            <w:tcW w:type="dxa" w:w="960"/>
           </w:tcPr>
           <w:p>
             <w:pPr>
@@ -2240,11 +3292,59 @@
             </w:r>
           </w:p>
         </w:tc>
+        <w:tc>
+          <w:tcPr>
+            <w:tcW w:type="dxa" w:w="960"/>
+          </w:tcPr>
+          <w:p>
+            <w:pPr>
+              <w:jc w:val="center"/>
+            </w:pPr>
+            <w:r>
+              <w:rPr>
+                <w:sz w:val="20"/>
+              </w:rPr>
+              <w:t>0.31 ± 0.03</w:t>
+            </w:r>
+          </w:p>
+        </w:tc>
+        <w:tc>
+          <w:tcPr>
+            <w:tcW w:type="dxa" w:w="960"/>
+          </w:tcPr>
+          <w:p>
+            <w:pPr>
+              <w:jc w:val="center"/>
+            </w:pPr>
+            <w:r>
+              <w:rPr>
+                <w:sz w:val="20"/>
+              </w:rPr>
+              <w:t>0.82 ± 0.03</w:t>
+            </w:r>
+          </w:p>
+        </w:tc>
+        <w:tc>
+          <w:tcPr>
+            <w:tcW w:type="dxa" w:w="960"/>
+          </w:tcPr>
+          <w:p>
+            <w:pPr>
+              <w:jc w:val="center"/>
+            </w:pPr>
+            <w:r>
+              <w:rPr>
+                <w:sz w:val="20"/>
+              </w:rPr>
+              <w:t>595</w:t>
+            </w:r>
+          </w:p>
+        </w:tc>
       </w:tr>
       <w:tr>
         <w:tc>
           <w:tcPr>
-            <w:tcW w:type="dxa" w:w="1440"/>
+            <w:tcW w:type="dxa" w:w="960"/>
           </w:tcPr>
           <w:p>
             <w:pPr>
@@ -2260,7 +3360,7 @@
         </w:tc>
         <w:tc>
           <w:tcPr>
-            <w:tcW w:type="dxa" w:w="1440"/>
+            <w:tcW w:type="dxa" w:w="960"/>
           </w:tcPr>
           <w:p>
             <w:pPr>
@@ -2276,7 +3376,7 @@
         </w:tc>
         <w:tc>
           <w:tcPr>
-            <w:tcW w:type="dxa" w:w="1440"/>
+            <w:tcW w:type="dxa" w:w="960"/>
           </w:tcPr>
           <w:p>
             <w:pPr>
@@ -2292,7 +3392,7 @@
         </w:tc>
         <w:tc>
           <w:tcPr>
-            <w:tcW w:type="dxa" w:w="1440"/>
+            <w:tcW w:type="dxa" w:w="960"/>
           </w:tcPr>
           <w:p>
             <w:pPr>
@@ -2308,7 +3408,7 @@
         </w:tc>
         <w:tc>
           <w:tcPr>
-            <w:tcW w:type="dxa" w:w="1440"/>
+            <w:tcW w:type="dxa" w:w="960"/>
           </w:tcPr>
           <w:p>
             <w:pPr>
@@ -2324,7 +3424,7 @@
         </w:tc>
         <w:tc>
           <w:tcPr>
-            <w:tcW w:type="dxa" w:w="1440"/>
+            <w:tcW w:type="dxa" w:w="960"/>
           </w:tcPr>
           <w:p>
             <w:pPr>
@@ -2338,11 +3438,59 @@
             </w:r>
           </w:p>
         </w:tc>
+        <w:tc>
+          <w:tcPr>
+            <w:tcW w:type="dxa" w:w="960"/>
+          </w:tcPr>
+          <w:p>
+            <w:pPr>
+              <w:jc w:val="center"/>
+            </w:pPr>
+            <w:r>
+              <w:rPr>
+                <w:sz w:val="20"/>
+              </w:rPr>
+              <w:t>0.39 ± 0.02</w:t>
+            </w:r>
+          </w:p>
+        </w:tc>
+        <w:tc>
+          <w:tcPr>
+            <w:tcW w:type="dxa" w:w="960"/>
+          </w:tcPr>
+          <w:p>
+            <w:pPr>
+              <w:jc w:val="center"/>
+            </w:pPr>
+            <w:r>
+              <w:rPr>
+                <w:sz w:val="20"/>
+              </w:rPr>
+              <w:t>0.72 ± 0.03</w:t>
+            </w:r>
+          </w:p>
+        </w:tc>
+        <w:tc>
+          <w:tcPr>
+            <w:tcW w:type="dxa" w:w="960"/>
+          </w:tcPr>
+          <w:p>
+            <w:pPr>
+              <w:jc w:val="center"/>
+            </w:pPr>
+            <w:r>
+              <w:rPr>
+                <w:sz w:val="20"/>
+              </w:rPr>
+              <w:t>230</w:t>
+            </w:r>
+          </w:p>
+        </w:tc>
       </w:tr>
       <w:tr>
         <w:tc>
           <w:tcPr>
-            <w:tcW w:type="dxa" w:w="1440"/>
+            <w:tcW w:type="dxa" w:w="960"/>
           </w:tcPr>
           <w:p>
             <w:pPr>
@@ -2358,7 +3506,7 @@
         </w:tc>
         <w:tc>
           <w:tcPr>
-            <w:tcW w:type="dxa" w:w="1440"/>
+            <w:tcW w:type="dxa" w:w="960"/>
           </w:tcPr>
           <w:p>
             <w:pPr>
@@ -2374,7 +3522,7 @@
         </w:tc>
         <w:tc>
           <w:tcPr>
-            <w:tcW w:type="dxa" w:w="1440"/>
+            <w:tcW w:type="dxa" w:w="960"/>
           </w:tcPr>
           <w:p>
             <w:pPr>
@@ -2390,7 +3538,7 @@
         </w:tc>
         <w:tc>
           <w:tcPr>
-            <w:tcW w:type="dxa" w:w="1440"/>
+            <w:tcW w:type="dxa" w:w="960"/>
           </w:tcPr>
           <w:p>
             <w:pPr>
@@ -2406,7 +3554,7 @@
         </w:tc>
         <w:tc>
           <w:tcPr>
-            <w:tcW w:type="dxa" w:w="1440"/>
+            <w:tcW w:type="dxa" w:w="960"/>
           </w:tcPr>
           <w:p>
             <w:pPr>
@@ -2422,7 +3570,7 @@
         </w:tc>
         <w:tc>
           <w:tcPr>
-            <w:tcW w:type="dxa" w:w="1440"/>
+            <w:tcW w:type="dxa" w:w="960"/>
           </w:tcPr>
           <w:p>
             <w:pPr>
@@ -2436,11 +3584,59 @@
             </w:r>
           </w:p>
         </w:tc>
+        <w:tc>
+          <w:tcPr>
+            <w:tcW w:type="dxa" w:w="960"/>
+          </w:tcPr>
+          <w:p>
+            <w:pPr>
+              <w:jc w:val="center"/>
+            </w:pPr>
+            <w:r>
+              <w:rPr>
+                <w:sz w:val="20"/>
+              </w:rPr>
+              <w:t>0.28 ± 0.02</w:t>
+            </w:r>
+          </w:p>
+        </w:tc>
+        <w:tc>
+          <w:tcPr>
+            <w:tcW w:type="dxa" w:w="960"/>
+          </w:tcPr>
+          <w:p>
+            <w:pPr>
+              <w:jc w:val="center"/>
+            </w:pPr>
+            <w:r>
+              <w:rPr>
+                <w:sz w:val="20"/>
+              </w:rPr>
+              <w:t>0.86 ± 0.02</w:t>
+            </w:r>
+          </w:p>
+        </w:tc>
+        <w:tc>
+          <w:tcPr>
+            <w:tcW w:type="dxa" w:w="960"/>
+          </w:tcPr>
+          <w:p>
+            <w:pPr>
+              <w:jc w:val="center"/>
+            </w:pPr>
+            <w:r>
+              <w:rPr>
+                <w:sz w:val="20"/>
+              </w:rPr>
+              <w:t>465</w:t>
+            </w:r>
+          </w:p>
+        </w:tc>
       </w:tr>
       <w:tr>
         <w:tc>
           <w:tcPr>
-            <w:tcW w:type="dxa" w:w="1440"/>
+            <w:tcW w:type="dxa" w:w="960"/>
           </w:tcPr>
           <w:p>
             <w:pPr>
@@ -2456,7 +3652,7 @@
         </w:tc>
         <w:tc>
           <w:tcPr>
-            <w:tcW w:type="dxa" w:w="1440"/>
+            <w:tcW w:type="dxa" w:w="960"/>
           </w:tcPr>
           <w:p>
             <w:pPr>
@@ -2472,7 +3668,7 @@
         </w:tc>
         <w:tc>
           <w:tcPr>
-            <w:tcW w:type="dxa" w:w="1440"/>
+            <w:tcW w:type="dxa" w:w="960"/>
           </w:tcPr>
           <w:p>
             <w:pPr>
@@ -2488,7 +3684,7 @@
         </w:tc>
         <w:tc>
           <w:tcPr>
-            <w:tcW w:type="dxa" w:w="1440"/>
+            <w:tcW w:type="dxa" w:w="960"/>
           </w:tcPr>
           <w:p>
             <w:pPr>
@@ -2504,7 +3700,7 @@
         </w:tc>
         <w:tc>
           <w:tcPr>
-            <w:tcW w:type="dxa" w:w="1440"/>
+            <w:tcW w:type="dxa" w:w="960"/>
           </w:tcPr>
           <w:p>
             <w:pPr>
@@ -2520,7 +3716,7 @@
         </w:tc>
         <w:tc>
           <w:tcPr>
-            <w:tcW w:type="dxa" w:w="1440"/>
+            <w:tcW w:type="dxa" w:w="960"/>
           </w:tcPr>
           <w:p>
             <w:pPr>
@@ -2534,11 +3730,59 @@
             </w:r>
           </w:p>
         </w:tc>
+        <w:tc>
+          <w:tcPr>
+            <w:tcW w:type="dxa" w:w="960"/>
+          </w:tcPr>
+          <w:p>
+            <w:pPr>
+              <w:jc w:val="center"/>
+            </w:pPr>
+            <w:r>
+              <w:rPr>
+                <w:sz w:val="20"/>
+              </w:rPr>
+              <w:t>0.31 ± 0.02</w:t>
+            </w:r>
+          </w:p>
+        </w:tc>
+        <w:tc>
+          <w:tcPr>
+            <w:tcW w:type="dxa" w:w="960"/>
+          </w:tcPr>
+          <w:p>
+            <w:pPr>
+              <w:jc w:val="center"/>
+            </w:pPr>
+            <w:r>
+              <w:rPr>
+                <w:sz w:val="20"/>
+              </w:rPr>
+              <w:t>0.82 ± 0.03</w:t>
+            </w:r>
+          </w:p>
+        </w:tc>
+        <w:tc>
+          <w:tcPr>
+            <w:tcW w:type="dxa" w:w="960"/>
+          </w:tcPr>
+          <w:p>
+            <w:pPr>
+              <w:jc w:val="center"/>
+            </w:pPr>
+            <w:r>
+              <w:rPr>
+                <w:sz w:val="20"/>
+              </w:rPr>
+              <w:t>271</w:t>
+            </w:r>
+          </w:p>
+        </w:tc>
       </w:tr>
       <w:tr>
         <w:tc>
           <w:tcPr>
-            <w:tcW w:type="dxa" w:w="1440"/>
+            <w:tcW w:type="dxa" w:w="960"/>
           </w:tcPr>
           <w:p>
             <w:pPr>
@@ -2554,7 +3798,7 @@
         </w:tc>
         <w:tc>
           <w:tcPr>
-            <w:tcW w:type="dxa" w:w="1440"/>
+            <w:tcW w:type="dxa" w:w="960"/>
           </w:tcPr>
           <w:p>
             <w:pPr>
@@ -2570,7 +3814,7 @@
         </w:tc>
         <w:tc>
           <w:tcPr>
-            <w:tcW w:type="dxa" w:w="1440"/>
+            <w:tcW w:type="dxa" w:w="960"/>
           </w:tcPr>
           <w:p>
             <w:pPr>
@@ -2586,7 +3830,7 @@
         </w:tc>
         <w:tc>
           <w:tcPr>
-            <w:tcW w:type="dxa" w:w="1440"/>
+            <w:tcW w:type="dxa" w:w="960"/>
           </w:tcPr>
           <w:p>
             <w:pPr>
@@ -2602,7 +3846,7 @@
         </w:tc>
         <w:tc>
           <w:tcPr>
-            <w:tcW w:type="dxa" w:w="1440"/>
+            <w:tcW w:type="dxa" w:w="960"/>
           </w:tcPr>
           <w:p>
             <w:pPr>
@@ -2618,7 +3862,7 @@
         </w:tc>
         <w:tc>
           <w:tcPr>
-            <w:tcW w:type="dxa" w:w="1440"/>
+            <w:tcW w:type="dxa" w:w="960"/>
           </w:tcPr>
           <w:p>
             <w:pPr>
@@ -2632,11 +3876,59 @@
             </w:r>
           </w:p>
         </w:tc>
+        <w:tc>
+          <w:tcPr>
+            <w:tcW w:type="dxa" w:w="960"/>
+          </w:tcPr>
+          <w:p>
+            <w:pPr>
+              <w:jc w:val="center"/>
+            </w:pPr>
+            <w:r>
+              <w:rPr>
+                <w:sz w:val="20"/>
+              </w:rPr>
+              <w:t>0.39 ± 0.02</w:t>
+            </w:r>
+          </w:p>
+        </w:tc>
+        <w:tc>
+          <w:tcPr>
+            <w:tcW w:type="dxa" w:w="960"/>
+          </w:tcPr>
+          <w:p>
+            <w:pPr>
+              <w:jc w:val="center"/>
+            </w:pPr>
+            <w:r>
+              <w:rPr>
+                <w:sz w:val="20"/>
+              </w:rPr>
+              <w:t>0.72 ± 0.03</w:t>
+            </w:r>
+          </w:p>
+        </w:tc>
+        <w:tc>
+          <w:tcPr>
+            <w:tcW w:type="dxa" w:w="960"/>
+          </w:tcPr>
+          <w:p>
+            <w:pPr>
+              <w:jc w:val="center"/>
+            </w:pPr>
+            <w:r>
+              <w:rPr>
+                <w:sz w:val="20"/>
+              </w:rPr>
+              <w:t>427</w:t>
+            </w:r>
+          </w:p>
+        </w:tc>
       </w:tr>
       <w:tr>
         <w:tc>
           <w:tcPr>
-            <w:tcW w:type="dxa" w:w="1440"/>
+            <w:tcW w:type="dxa" w:w="960"/>
           </w:tcPr>
           <w:p>
             <w:pPr>
@@ -2652,7 +3944,7 @@
         </w:tc>
         <w:tc>
           <w:tcPr>
-            <w:tcW w:type="dxa" w:w="1440"/>
+            <w:tcW w:type="dxa" w:w="960"/>
           </w:tcPr>
           <w:p>
             <w:pPr>
@@ -2668,7 +3960,7 @@
         </w:tc>
         <w:tc>
           <w:tcPr>
-            <w:tcW w:type="dxa" w:w="1440"/>
+            <w:tcW w:type="dxa" w:w="960"/>
           </w:tcPr>
           <w:p>
             <w:pPr>
@@ -2684,7 +3976,7 @@
         </w:tc>
         <w:tc>
           <w:tcPr>
-            <w:tcW w:type="dxa" w:w="1440"/>
+            <w:tcW w:type="dxa" w:w="960"/>
           </w:tcPr>
           <w:p>
             <w:pPr>
@@ -2700,7 +3992,7 @@
         </w:tc>
         <w:tc>
           <w:tcPr>
-            <w:tcW w:type="dxa" w:w="1440"/>
+            <w:tcW w:type="dxa" w:w="960"/>
           </w:tcPr>
           <w:p>
             <w:pPr>
@@ -2716,7 +4008,7 @@
         </w:tc>
         <w:tc>
           <w:tcPr>
-            <w:tcW w:type="dxa" w:w="1440"/>
+            <w:tcW w:type="dxa" w:w="960"/>
           </w:tcPr>
           <w:p>
             <w:pPr>
@@ -2730,11 +4022,59 @@
             </w:r>
           </w:p>
         </w:tc>
+        <w:tc>
+          <w:tcPr>
+            <w:tcW w:type="dxa" w:w="960"/>
+          </w:tcPr>
+          <w:p>
+            <w:pPr>
+              <w:jc w:val="center"/>
+            </w:pPr>
+            <w:r>
+              <w:rPr>
+                <w:sz w:val="20"/>
+              </w:rPr>
+              <w:t>0.28 ± 0.02</w:t>
+            </w:r>
+          </w:p>
+        </w:tc>
+        <w:tc>
+          <w:tcPr>
+            <w:tcW w:type="dxa" w:w="960"/>
+          </w:tcPr>
+          <w:p>
+            <w:pPr>
+              <w:jc w:val="center"/>
+            </w:pPr>
+            <w:r>
+              <w:rPr>
+                <w:sz w:val="20"/>
+              </w:rPr>
+              <w:t>0.86 ± 0.02</w:t>
+            </w:r>
+          </w:p>
+        </w:tc>
+        <w:tc>
+          <w:tcPr>
+            <w:tcW w:type="dxa" w:w="960"/>
+          </w:tcPr>
+          <w:p>
+            <w:pPr>
+              <w:jc w:val="center"/>
+            </w:pPr>
+            <w:r>
+              <w:rPr>
+                <w:sz w:val="20"/>
+              </w:rPr>
+              <w:t>744</w:t>
+            </w:r>
+          </w:p>
+        </w:tc>
       </w:tr>
       <w:tr>
         <w:tc>
           <w:tcPr>
-            <w:tcW w:type="dxa" w:w="1440"/>
+            <w:tcW w:type="dxa" w:w="960"/>
           </w:tcPr>
           <w:p>
             <w:pPr>
@@ -2750,7 +4090,7 @@
         </w:tc>
         <w:tc>
           <w:tcPr>
-            <w:tcW w:type="dxa" w:w="1440"/>
+            <w:tcW w:type="dxa" w:w="960"/>
           </w:tcPr>
           <w:p>
             <w:pPr>
@@ -2766,7 +4106,7 @@
         </w:tc>
         <w:tc>
           <w:tcPr>
-            <w:tcW w:type="dxa" w:w="1440"/>
+            <w:tcW w:type="dxa" w:w="960"/>
           </w:tcPr>
           <w:p>
             <w:pPr>
@@ -2782,7 +4122,7 @@
         </w:tc>
         <w:tc>
           <w:tcPr>
-            <w:tcW w:type="dxa" w:w="1440"/>
+            <w:tcW w:type="dxa" w:w="960"/>
           </w:tcPr>
           <w:p>
             <w:pPr>
@@ -2797,7 +4137,7 @@
         </w:tc>
         <w:tc>
           <w:tcPr>
-            <w:tcW w:type="dxa" w:w="1440"/>
+            <w:tcW w:type="dxa" w:w="960"/>
           </w:tcPr>
           <w:p>
             <w:pPr>
@@ -2812,7 +4152,7 @@
         </w:tc>
         <w:tc>
           <w:tcPr>
-            <w:tcW w:type="dxa" w:w="1440"/>
+            <w:tcW w:type="dxa" w:w="960"/>
           </w:tcPr>
           <w:p>
             <w:pPr>
@@ -2822,6 +4162,54 @@
               <w:rPr>
                 <w:sz w:val="20"/>
               </w:rPr>
+            </w:r>
+          </w:p>
+        </w:tc>
+        <w:tc>
+          <w:tcPr>
+            <w:tcW w:type="dxa" w:w="960"/>
+          </w:tcPr>
+          <w:p>
+            <w:pPr>
+              <w:jc w:val="center"/>
+            </w:pPr>
+            <w:r>
+              <w:rPr>
+                <w:sz w:val="20"/>
+              </w:rPr>
+              <w:t>0.31 ± 0.03</w:t>
+            </w:r>
+          </w:p>
+        </w:tc>
+        <w:tc>
+          <w:tcPr>
+            <w:tcW w:type="dxa" w:w="960"/>
+          </w:tcPr>
+          <w:p>
+            <w:pPr>
+              <w:jc w:val="center"/>
+            </w:pPr>
+            <w:r>
+              <w:rPr>
+                <w:sz w:val="20"/>
+              </w:rPr>
+              <w:t>0.82 ± 0.03</w:t>
+            </w:r>
+          </w:p>
+        </w:tc>
+        <w:tc>
+          <w:tcPr>
+            <w:tcW w:type="dxa" w:w="960"/>
+          </w:tcPr>
+          <w:p>
+            <w:pPr>
+              <w:jc w:val="center"/>
+            </w:pPr>
+            <w:r>
+              <w:rPr>
+                <w:sz w:val="20"/>
+              </w:rPr>
+              <w:t>492</w:t>
             </w:r>
           </w:p>
         </w:tc>
